--- a/Sviluppo Lato Server e Linguaggio PHP.docx
+++ b/Sviluppo Lato Server e Linguaggio PHP.docx
@@ -4,7 +4,7 @@
   <w:body>
     <w:p>
       <w:pPr>
-        <w:pStyle w:val="Titolo1"/>
+        <w:pStyle w:val="Heading1"/>
       </w:pPr>
       <w:r>
         <w:t>Sviluppo Lato Server e Linguaggio PHP</w:t>
@@ -12,7 +12,7 @@
     </w:p>
     <w:p>
       <w:pPr>
-        <w:pStyle w:val="Titolo2"/>
+        <w:pStyle w:val="Heading2"/>
       </w:pPr>
       <w:r>
         <w:t>Architettura Client-Server e Scripting Server-Side</w:t>
@@ -34,7 +34,6 @@
       <w:r>
         <w:t xml:space="preserve">l'infrastruttura è suddivisa tra due processi comunicanti: un </w:t>
       </w:r>
-      <w:proofErr w:type="spellStart"/>
       <w:r>
         <w:rPr>
           <w:i/>
@@ -42,25 +41,15 @@
         </w:rPr>
         <w:t>host</w:t>
       </w:r>
-      <w:proofErr w:type="spellEnd"/>
       <w:r>
         <w:t xml:space="preserve"> "</w:t>
       </w:r>
-      <w:proofErr w:type="spellStart"/>
       <w:r>
         <w:rPr>
           <w:i/>
           <w:iCs/>
         </w:rPr>
-        <w:t>always</w:t>
-      </w:r>
-      <w:proofErr w:type="spellEnd"/>
-      <w:r>
-        <w:rPr>
-          <w:i/>
-          <w:iCs/>
-        </w:rPr>
-        <w:t>-on</w:t>
+        <w:t>always-on</w:t>
       </w:r>
       <w:r>
         <w:t xml:space="preserve">" (il server), che possiede un indirizzo IP fisso e noto, e i dispositivi degli utenti (i </w:t>
@@ -81,7 +70,6 @@
       <w:r>
         <w:t>Nel contesto dello sviluppo web, questa separazione si traduce nella distinzione tra "</w:t>
       </w:r>
-      <w:proofErr w:type="spellStart"/>
       <w:r>
         <w:rPr>
           <w:i/>
@@ -89,11 +77,9 @@
         </w:rPr>
         <w:t>frontend</w:t>
       </w:r>
-      <w:proofErr w:type="spellEnd"/>
       <w:r>
         <w:t>" (il lato client) e "</w:t>
       </w:r>
-      <w:proofErr w:type="spellStart"/>
       <w:r>
         <w:rPr>
           <w:i/>
@@ -101,7 +87,6 @@
         </w:rPr>
         <w:t>backend</w:t>
       </w:r>
-      <w:proofErr w:type="spellEnd"/>
       <w:r>
         <w:t>" (il lato server)</w:t>
       </w:r>
@@ -111,7 +96,7 @@
     </w:p>
     <w:p>
       <w:pPr>
-        <w:pStyle w:val="Titolo3"/>
+        <w:pStyle w:val="Heading3"/>
       </w:pPr>
       <w:r>
         <w:t>Il ruolo del Server come Garante</w:t>
@@ -125,15 +110,7 @@
         <w:t>moltitudini</w:t>
       </w:r>
       <w:r>
-        <w:t xml:space="preserve"> di </w:t>
-      </w:r>
-      <w:proofErr w:type="spellStart"/>
-      <w:r>
-        <w:t>host</w:t>
-      </w:r>
-      <w:proofErr w:type="spellEnd"/>
-      <w:r>
-        <w:t xml:space="preserve"> client. I client per contro non comunicano mai direttamente tra di loro nell’architettura </w:t>
+        <w:t xml:space="preserve"> di host client. I client per contro non comunicano mai direttamente tra di loro nell’architettura </w:t>
       </w:r>
       <w:r>
         <w:t>Client-Server</w:t>
@@ -171,15 +148,7 @@
     </w:p>
     <w:p>
       <w:r>
-        <w:t xml:space="preserve">Il server, quindi, deve agire come garante dell’integrità e della logica del sistema tramite lo scripting server-side. Lo sviluppo </w:t>
-      </w:r>
-      <w:proofErr w:type="spellStart"/>
-      <w:r>
-        <w:t>backend</w:t>
-      </w:r>
-      <w:proofErr w:type="spellEnd"/>
-      <w:r>
-        <w:t xml:space="preserve"> si concentra </w:t>
+        <w:t xml:space="preserve">Il server, quindi, deve agire come garante dell’integrità e della logica del sistema tramite lo scripting server-side. Lo sviluppo backend si concentra </w:t>
       </w:r>
       <w:r>
         <w:t>interamente</w:t>
@@ -214,89 +183,153 @@
         <w:t>, o</w:t>
       </w:r>
       <w:r>
-        <w:t xml:space="preserve">gni transazione, sia essa la visualizzazione di un documento riservato o il caricamento di un nuovo file, viene validata dalla logica di business residente sul server. Se l'utente non possiede i privilegi necessari o se i dati inviati non superano i rigorosi controlli imposti dalle procedure </w:t>
-      </w:r>
-      <w:proofErr w:type="spellStart"/>
-      <w:r>
-        <w:t>backend</w:t>
-      </w:r>
-      <w:proofErr w:type="spellEnd"/>
-      <w:r>
-        <w:t>, la transazione viene bloccata alla radice. In questo ecosistema, il client funge esclusivamente da mezzo di visualizzazione e di raccolta degli input, mentre il sistema centrale detiene l'autorità assoluta e irrevocabile sulle operazioni e sui registri di audit.</w:t>
+        <w:t>gni transazione, sia essa la visualizzazione di un documento riservato o il caricamento di un nuovo file, viene validata dalla logica di business residente sul server. Se l'utente non possiede i privilegi necessari o se i dati inviati non superano i rigorosi controlli imposti dalle procedure backend, la transazione viene bloccata alla radice. In questo ecosistema, il client funge esclusivamente da mezzo di visualizzazione e di raccolta degli input, mentre il sistema centrale detiene l'autorità assoluta e irrevocabile sulle operazioni e sui registri di audit.</w:t>
       </w:r>
     </w:p>
     <w:p>
       <w:pPr>
-        <w:pStyle w:val="Titolo3"/>
+        <w:pStyle w:val="Heading3"/>
       </w:pPr>
       <w:r>
         <w:t>Protocollo di Comunicazione</w:t>
       </w:r>
-    </w:p>
-    <w:p>
-      <w:r>
-        <w:t>L'interazione continua tra il client e il server è regolata dal protocollo HTTP (</w:t>
-      </w:r>
-      <w:proofErr w:type="spellStart"/>
-      <w:r>
-        <w:t>HyperText</w:t>
-      </w:r>
-      <w:proofErr w:type="spellEnd"/>
-      <w:r>
-        <w:t xml:space="preserve"> Transfer </w:t>
-      </w:r>
-      <w:proofErr w:type="spellStart"/>
-      <w:r>
-        <w:t>Protocol</w:t>
-      </w:r>
-      <w:proofErr w:type="spellEnd"/>
-      <w:r>
-        <w:t xml:space="preserve">), che costituisce il cuore pulsante del World Wide Web. Per comprendere l'immutabilità e la tracciabilità delle operazioni del sistema, è essenziale analizzare il ciclo vitale di una transazione, noto come ciclo di </w:t>
-      </w:r>
-      <w:proofErr w:type="spellStart"/>
-      <w:r>
+      <w:r>
+        <w:t xml:space="preserve"> HTTP</w:t>
+      </w:r>
+    </w:p>
+    <w:p>
+      <w:r>
+        <w:t>L’</w:t>
+      </w:r>
+      <w:r>
+        <w:rPr>
+          <w:i/>
+          <w:iCs/>
+        </w:rPr>
+        <w:t>Hypertext Transfer Protoco</w:t>
+      </w:r>
+      <w:r>
+        <w:rPr>
+          <w:i/>
+          <w:iCs/>
+        </w:rPr>
+        <w:t xml:space="preserve">l </w:t>
+      </w:r>
+      <w:r>
+        <w:t>(</w:t>
+      </w:r>
+      <w:r>
+        <w:t>HTTP</w:t>
+      </w:r>
+      <w:r>
+        <w:t>) è il protocollo fondamentale del web usato per la trasmissione di informazioni su internet.</w:t>
+      </w:r>
+    </w:p>
+    <w:p>
+      <w:r>
+        <w:t xml:space="preserve">È composto da due programmi, quello per il server e quello per il client. I due programmi su terminali diversi comunicano scambiandosi messaggi HTTP. </w:t>
+      </w:r>
+      <w:r>
+        <w:t>Il protocollo HTTP definisce la struttura di questi messaggi</w:t>
+      </w:r>
+      <w:r>
+        <w:t xml:space="preserve"> </w:t>
+      </w:r>
+      <w:r>
+        <w:t>e le modalità con cui il client e il server li scambiano</w:t>
+      </w:r>
+      <w:r>
+        <w:t>.</w:t>
+      </w:r>
+    </w:p>
+    <w:p>
+      <w:r>
+        <w:t xml:space="preserve">Il ciclo vitale di questa comunicazione </w:t>
+      </w:r>
+      <w:r>
+        <w:t xml:space="preserve">è basato su un rigido modello </w:t>
+      </w:r>
+      <w:r>
+        <w:rPr>
+          <w:i/>
+          <w:iCs/>
+        </w:rPr>
         <w:t>Request-Response</w:t>
       </w:r>
-      <w:proofErr w:type="spellEnd"/>
-      <w:r>
-        <w:t xml:space="preserve"> (Richiesta-Risposta).</w:t>
-      </w:r>
-    </w:p>
-    <w:p>
-      <w:r>
-        <w:t>Il processo ha inizio quando il browser dell'utente necessita di un'informazione o deve inviare dei dati (ad esempio, compilando un modulo). Il client apre una connessione TCP verso il server e invia un messaggio di richiesta HTTP. Questo messaggio contiene specifici campi di intestazione (</w:t>
-      </w:r>
-      <w:proofErr w:type="spellStart"/>
-      <w:r>
+      <w:r>
+        <w:t xml:space="preserve">. </w:t>
+      </w:r>
+      <w:r>
+        <w:t>Il processo ha inizio quando il browser dell'utente necessita di un'informazione o deve inviare dei dati</w:t>
+      </w:r>
+      <w:r>
+        <w:t xml:space="preserve">. </w:t>
+      </w:r>
+      <w:r>
+        <w:t>il client invia un messaggio di richiesta HTTP (</w:t>
+      </w:r>
+      <w:r>
+        <w:rPr>
+          <w:i/>
+          <w:iCs/>
+        </w:rPr>
+        <w:t>HTTP request</w:t>
+      </w:r>
+      <w:r>
+        <w:t>) al server</w:t>
+      </w:r>
+      <w:r>
+        <w:t>. Questo messaggio contiene campi di intestazione (</w:t>
+      </w:r>
+      <w:r>
+        <w:rPr>
+          <w:i/>
+          <w:iCs/>
+        </w:rPr>
         <w:t>header</w:t>
       </w:r>
-      <w:proofErr w:type="spellEnd"/>
-      <w:r>
-        <w:t>) e un metodo (come GET per richiedere dati o POST per inviare dati dei form).</w:t>
-      </w:r>
-    </w:p>
-    <w:p>
-      <w:r>
-        <w:t xml:space="preserve">Una volta che il server web (ad esempio Apache o </w:t>
-      </w:r>
-      <w:proofErr w:type="spellStart"/>
-      <w:r>
-        <w:t>Nginx</w:t>
-      </w:r>
-      <w:proofErr w:type="spellEnd"/>
-      <w:r>
-        <w:t xml:space="preserve">) riceve la richiesta, entra in gioco l'applicazione server-side. Nei siti dinamici, l'applicazione non si limita a restituire un file statico, ma analizza i dati della richiesta, esegue la logica di business necessaria e interroga il database per recuperare o registrare le informazioni pertinenti. Successivamente, il server assembla i dati generati e formula un messaggio di risposta HTTP. Questa risposta contiene un codice di stato (che indica il successo o il fallimento </w:t>
+      <w:r>
+        <w:t>) e un metodo (come GET per richiedere dati, POST per inviare, DELETE per cancellare, etc.).</w:t>
+      </w:r>
+    </w:p>
+    <w:p>
+      <w:r>
+        <w:t xml:space="preserve">Il server è </w:t>
+      </w:r>
+      <w:r>
+        <w:t>costantemente in ascolto su una porta specifica (solitamente la 80 per HTTP e la 443 per HTTPS)</w:t>
+      </w:r>
+      <w:r>
+        <w:t xml:space="preserve"> e una volta che il</w:t>
+      </w:r>
+      <w:r>
+        <w:t xml:space="preserve"> server </w:t>
+      </w:r>
+      <w:r>
+        <w:t>ha ricevuto questa richiesta,</w:t>
+      </w:r>
+      <w:r>
+        <w:t xml:space="preserve"> poi recupera, assembla e invia le informazioni sotto forma di messaggio di risposta HTTP (HTTP response) il più rapidamente possibile</w:t>
+      </w:r>
+      <w:r>
+        <w:t xml:space="preserve">. Questa risposta </w:t>
+      </w:r>
+      <w:r>
+        <w:t xml:space="preserve">contiene </w:t>
       </w:r>
       <w:r>
         <w:lastRenderedPageBreak/>
-        <w:t>dell'operazione, come "200 OK" o "404 Not Found") e, nel corpo del messaggio, i dati o la pagina elaborata da restituire all'utente.</w:t>
-      </w:r>
-    </w:p>
+        <w:t>un codice di stato (che indica il successo o il fallimento dell'operazione, come "200 OK" o "404 Not Found") e nel corpo del messaggio, i dati o la pagina elaborata da restituire all'utente.</w:t>
+      </w:r>
+      <w:r>
+        <w:t xml:space="preserve"> </w:t>
+      </w:r>
+    </w:p>
+    <w:p/>
     <w:p>
       <w:r>
         <w:t xml:space="preserve">Un aspetto architetturale di vitale importanza per la sicurezza e la coerenza del sistema è che HTTP è un protocollo </w:t>
       </w:r>
-      <w:proofErr w:type="spellStart"/>
       <w:r>
         <w:rPr>
           <w:i/>
@@ -304,22 +337,13 @@
         </w:rPr>
         <w:t>stateless</w:t>
       </w:r>
-      <w:proofErr w:type="spellEnd"/>
-      <w:r>
-        <w:t xml:space="preserve">, ovvero "senza stato". Il server elabora la singola richiesta e invia i file al client senza conservare memoria delle transazioni precedenti a livello di protocollo. Ogni ciclo di </w:t>
-      </w:r>
-      <w:proofErr w:type="spellStart"/>
-      <w:r>
-        <w:t>Request-Response</w:t>
-      </w:r>
-      <w:proofErr w:type="spellEnd"/>
-      <w:r>
-        <w:t xml:space="preserve"> è un evento isolato, indipendente e autoconclusivo. Questa caratteristica impone che ogni sessione utente sia validata dal server in tempo reale (spesso tramite l'uso di cookie cifrati per mantenere lo stato a livello applicativo). Conseguentemente, quando il server riceve un input, esegue l'interrogazione sul database e produce un output, tale risposta è cristallizzata e immutabile nel contesto di quella specifica transazione, garantendo un auditing preciso in cui ogni azione inviata al sistema genera una reazione netta e permanentemente registrabile nei log del server.</w:t>
+      <w:r>
+        <w:t>, ovvero "senza stato". Il server elabora la singola richiesta e invia i file al client senza conservare memoria delle transazioni precedenti a livello di protocollo. Ogni ciclo di Request-Response è un evento isolato, indipendente e autoconclusivo. Questa caratteristica impone che ogni sessione utente sia validata dal server in tempo reale (spesso tramite l'uso di cookie cifrati per mantenere lo stato a livello applicativo). Conseguentemente, quando il server riceve un input, esegue l'interrogazione sul database e produce un output, tale risposta è cristallizzata e immutabile nel contesto di quella specifica transazione, garantendo un auditing preciso in cui ogni azione inviata al sistema genera una reazione netta e permanentemente registrabile nei log del server.</w:t>
       </w:r>
     </w:p>
     <w:p>
       <w:pPr>
-        <w:pStyle w:val="Titolo2"/>
+        <w:pStyle w:val="Heading2"/>
       </w:pPr>
       <w:r>
         <w:t>Il Linguaggio PHP</w:t>
@@ -327,7 +351,7 @@
     </w:p>
     <w:p>
       <w:pPr>
-        <w:pStyle w:val="Titolo3"/>
+        <w:pStyle w:val="Heading3"/>
       </w:pPr>
       <w:r>
         <w:t>Evoluzione e Modernizzazione</w:t>
@@ -335,7 +359,7 @@
     </w:p>
     <w:p>
       <w:pPr>
-        <w:pStyle w:val="Titolo3"/>
+        <w:pStyle w:val="Heading3"/>
       </w:pPr>
       <w:r>
         <w:t>Efficienza nella Gestione Risorse</w:t>
@@ -748,15 +772,16 @@
     <w:lsdException w:name="Unresolved Mention" w:semiHidden="1" w:unhideWhenUsed="1"/>
     <w:lsdException w:name="Smart Link" w:semiHidden="1" w:unhideWhenUsed="1"/>
   </w:latentStyles>
-  <w:style w:type="paragraph" w:default="1" w:styleId="Normale">
+  <w:style w:type="paragraph" w:default="1" w:styleId="Normal">
     <w:name w:val="Normal"/>
     <w:qFormat/>
-  </w:style>
-  <w:style w:type="paragraph" w:styleId="Titolo1">
+    <w:rsid w:val="00D537C5"/>
+  </w:style>
+  <w:style w:type="paragraph" w:styleId="Heading1">
     <w:name w:val="heading 1"/>
-    <w:basedOn w:val="Normale"/>
-    <w:next w:val="Normale"/>
-    <w:link w:val="Titolo1Carattere"/>
+    <w:basedOn w:val="Normal"/>
+    <w:next w:val="Normal"/>
+    <w:link w:val="Heading1Char"/>
     <w:uiPriority w:val="9"/>
     <w:qFormat/>
     <w:rsid w:val="008C77EB"/>
@@ -773,11 +798,11 @@
       <w:szCs w:val="40"/>
     </w:rPr>
   </w:style>
-  <w:style w:type="paragraph" w:styleId="Titolo2">
+  <w:style w:type="paragraph" w:styleId="Heading2">
     <w:name w:val="heading 2"/>
-    <w:basedOn w:val="Normale"/>
-    <w:next w:val="Normale"/>
-    <w:link w:val="Titolo2Carattere"/>
+    <w:basedOn w:val="Normal"/>
+    <w:next w:val="Normal"/>
+    <w:link w:val="Heading2Char"/>
     <w:uiPriority w:val="9"/>
     <w:unhideWhenUsed/>
     <w:qFormat/>
@@ -795,11 +820,11 @@
       <w:szCs w:val="32"/>
     </w:rPr>
   </w:style>
-  <w:style w:type="paragraph" w:styleId="Titolo3">
+  <w:style w:type="paragraph" w:styleId="Heading3">
     <w:name w:val="heading 3"/>
-    <w:basedOn w:val="Normale"/>
-    <w:next w:val="Normale"/>
-    <w:link w:val="Titolo3Carattere"/>
+    <w:basedOn w:val="Normal"/>
+    <w:next w:val="Normal"/>
+    <w:link w:val="Heading3Char"/>
     <w:uiPriority w:val="9"/>
     <w:unhideWhenUsed/>
     <w:qFormat/>
@@ -817,11 +842,11 @@
       <w:szCs w:val="28"/>
     </w:rPr>
   </w:style>
-  <w:style w:type="paragraph" w:styleId="Titolo4">
+  <w:style w:type="paragraph" w:styleId="Heading4">
     <w:name w:val="heading 4"/>
-    <w:basedOn w:val="Normale"/>
-    <w:next w:val="Normale"/>
-    <w:link w:val="Titolo4Carattere"/>
+    <w:basedOn w:val="Normal"/>
+    <w:next w:val="Normal"/>
+    <w:link w:val="Heading4Char"/>
     <w:uiPriority w:val="9"/>
     <w:semiHidden/>
     <w:unhideWhenUsed/>
@@ -840,11 +865,11 @@
       <w:color w:val="2F5496" w:themeColor="accent1" w:themeShade="BF"/>
     </w:rPr>
   </w:style>
-  <w:style w:type="paragraph" w:styleId="Titolo5">
+  <w:style w:type="paragraph" w:styleId="Heading5">
     <w:name w:val="heading 5"/>
-    <w:basedOn w:val="Normale"/>
-    <w:next w:val="Normale"/>
-    <w:link w:val="Titolo5Carattere"/>
+    <w:basedOn w:val="Normal"/>
+    <w:next w:val="Normal"/>
+    <w:link w:val="Heading5Char"/>
     <w:uiPriority w:val="9"/>
     <w:semiHidden/>
     <w:unhideWhenUsed/>
@@ -861,11 +886,11 @@
       <w:color w:val="2F5496" w:themeColor="accent1" w:themeShade="BF"/>
     </w:rPr>
   </w:style>
-  <w:style w:type="paragraph" w:styleId="Titolo6">
+  <w:style w:type="paragraph" w:styleId="Heading6">
     <w:name w:val="heading 6"/>
-    <w:basedOn w:val="Normale"/>
-    <w:next w:val="Normale"/>
-    <w:link w:val="Titolo6Carattere"/>
+    <w:basedOn w:val="Normal"/>
+    <w:next w:val="Normal"/>
+    <w:link w:val="Heading6Char"/>
     <w:uiPriority w:val="9"/>
     <w:semiHidden/>
     <w:unhideWhenUsed/>
@@ -884,11 +909,11 @@
       <w:color w:val="595959" w:themeColor="text1" w:themeTint="A6"/>
     </w:rPr>
   </w:style>
-  <w:style w:type="paragraph" w:styleId="Titolo7">
+  <w:style w:type="paragraph" w:styleId="Heading7">
     <w:name w:val="heading 7"/>
-    <w:basedOn w:val="Normale"/>
-    <w:next w:val="Normale"/>
-    <w:link w:val="Titolo7Carattere"/>
+    <w:basedOn w:val="Normal"/>
+    <w:next w:val="Normal"/>
+    <w:link w:val="Heading7Char"/>
     <w:uiPriority w:val="9"/>
     <w:semiHidden/>
     <w:unhideWhenUsed/>
@@ -905,11 +930,11 @@
       <w:color w:val="595959" w:themeColor="text1" w:themeTint="A6"/>
     </w:rPr>
   </w:style>
-  <w:style w:type="paragraph" w:styleId="Titolo8">
+  <w:style w:type="paragraph" w:styleId="Heading8">
     <w:name w:val="heading 8"/>
-    <w:basedOn w:val="Normale"/>
-    <w:next w:val="Normale"/>
-    <w:link w:val="Titolo8Carattere"/>
+    <w:basedOn w:val="Normal"/>
+    <w:next w:val="Normal"/>
+    <w:link w:val="Heading8Char"/>
     <w:uiPriority w:val="9"/>
     <w:semiHidden/>
     <w:unhideWhenUsed/>
@@ -928,11 +953,11 @@
       <w:color w:val="272727" w:themeColor="text1" w:themeTint="D8"/>
     </w:rPr>
   </w:style>
-  <w:style w:type="paragraph" w:styleId="Titolo9">
+  <w:style w:type="paragraph" w:styleId="Heading9">
     <w:name w:val="heading 9"/>
-    <w:basedOn w:val="Normale"/>
-    <w:next w:val="Normale"/>
-    <w:link w:val="Titolo9Carattere"/>
+    <w:basedOn w:val="Normal"/>
+    <w:next w:val="Normal"/>
+    <w:link w:val="Heading9Char"/>
     <w:uiPriority w:val="9"/>
     <w:semiHidden/>
     <w:unhideWhenUsed/>
@@ -949,12 +974,12 @@
       <w:color w:val="272727" w:themeColor="text1" w:themeTint="D8"/>
     </w:rPr>
   </w:style>
-  <w:style w:type="character" w:default="1" w:styleId="Carpredefinitoparagrafo">
+  <w:style w:type="character" w:default="1" w:styleId="DefaultParagraphFont">
     <w:name w:val="Default Paragraph Font"/>
     <w:uiPriority w:val="1"/>
     <w:unhideWhenUsed/>
   </w:style>
-  <w:style w:type="table" w:default="1" w:styleId="Tabellanormale">
+  <w:style w:type="table" w:default="1" w:styleId="TableNormal">
     <w:name w:val="Normal Table"/>
     <w:uiPriority w:val="99"/>
     <w:semiHidden/>
@@ -969,16 +994,16 @@
       </w:tblCellMar>
     </w:tblPr>
   </w:style>
-  <w:style w:type="numbering" w:default="1" w:styleId="Nessunelenco">
+  <w:style w:type="numbering" w:default="1" w:styleId="NoList">
     <w:name w:val="No List"/>
     <w:uiPriority w:val="99"/>
     <w:semiHidden/>
     <w:unhideWhenUsed/>
   </w:style>
-  <w:style w:type="character" w:customStyle="1" w:styleId="Titolo1Carattere">
-    <w:name w:val="Titolo 1 Carattere"/>
-    <w:basedOn w:val="Carpredefinitoparagrafo"/>
-    <w:link w:val="Titolo1"/>
+  <w:style w:type="character" w:customStyle="1" w:styleId="Heading1Char">
+    <w:name w:val="Heading 1 Char"/>
+    <w:basedOn w:val="DefaultParagraphFont"/>
+    <w:link w:val="Heading1"/>
     <w:uiPriority w:val="9"/>
     <w:rsid w:val="008C77EB"/>
     <w:rPr>
@@ -988,10 +1013,10 @@
       <w:szCs w:val="40"/>
     </w:rPr>
   </w:style>
-  <w:style w:type="character" w:customStyle="1" w:styleId="Titolo2Carattere">
-    <w:name w:val="Titolo 2 Carattere"/>
-    <w:basedOn w:val="Carpredefinitoparagrafo"/>
-    <w:link w:val="Titolo2"/>
+  <w:style w:type="character" w:customStyle="1" w:styleId="Heading2Char">
+    <w:name w:val="Heading 2 Char"/>
+    <w:basedOn w:val="DefaultParagraphFont"/>
+    <w:link w:val="Heading2"/>
     <w:uiPriority w:val="9"/>
     <w:rsid w:val="008C77EB"/>
     <w:rPr>
@@ -1001,10 +1026,10 @@
       <w:szCs w:val="32"/>
     </w:rPr>
   </w:style>
-  <w:style w:type="character" w:customStyle="1" w:styleId="Titolo3Carattere">
-    <w:name w:val="Titolo 3 Carattere"/>
-    <w:basedOn w:val="Carpredefinitoparagrafo"/>
-    <w:link w:val="Titolo3"/>
+  <w:style w:type="character" w:customStyle="1" w:styleId="Heading3Char">
+    <w:name w:val="Heading 3 Char"/>
+    <w:basedOn w:val="DefaultParagraphFont"/>
+    <w:link w:val="Heading3"/>
     <w:uiPriority w:val="9"/>
     <w:rsid w:val="008C77EB"/>
     <w:rPr>
@@ -1014,10 +1039,10 @@
       <w:szCs w:val="28"/>
     </w:rPr>
   </w:style>
-  <w:style w:type="character" w:customStyle="1" w:styleId="Titolo4Carattere">
-    <w:name w:val="Titolo 4 Carattere"/>
-    <w:basedOn w:val="Carpredefinitoparagrafo"/>
-    <w:link w:val="Titolo4"/>
+  <w:style w:type="character" w:customStyle="1" w:styleId="Heading4Char">
+    <w:name w:val="Heading 4 Char"/>
+    <w:basedOn w:val="DefaultParagraphFont"/>
+    <w:link w:val="Heading4"/>
     <w:uiPriority w:val="9"/>
     <w:semiHidden/>
     <w:rsid w:val="008C77EB"/>
@@ -1028,10 +1053,10 @@
       <w:color w:val="2F5496" w:themeColor="accent1" w:themeShade="BF"/>
     </w:rPr>
   </w:style>
-  <w:style w:type="character" w:customStyle="1" w:styleId="Titolo5Carattere">
-    <w:name w:val="Titolo 5 Carattere"/>
-    <w:basedOn w:val="Carpredefinitoparagrafo"/>
-    <w:link w:val="Titolo5"/>
+  <w:style w:type="character" w:customStyle="1" w:styleId="Heading5Char">
+    <w:name w:val="Heading 5 Char"/>
+    <w:basedOn w:val="DefaultParagraphFont"/>
+    <w:link w:val="Heading5"/>
     <w:uiPriority w:val="9"/>
     <w:semiHidden/>
     <w:rsid w:val="008C77EB"/>
@@ -1040,10 +1065,10 @@
       <w:color w:val="2F5496" w:themeColor="accent1" w:themeShade="BF"/>
     </w:rPr>
   </w:style>
-  <w:style w:type="character" w:customStyle="1" w:styleId="Titolo6Carattere">
-    <w:name w:val="Titolo 6 Carattere"/>
-    <w:basedOn w:val="Carpredefinitoparagrafo"/>
-    <w:link w:val="Titolo6"/>
+  <w:style w:type="character" w:customStyle="1" w:styleId="Heading6Char">
+    <w:name w:val="Heading 6 Char"/>
+    <w:basedOn w:val="DefaultParagraphFont"/>
+    <w:link w:val="Heading6"/>
     <w:uiPriority w:val="9"/>
     <w:semiHidden/>
     <w:rsid w:val="008C77EB"/>
@@ -1054,10 +1079,10 @@
       <w:color w:val="595959" w:themeColor="text1" w:themeTint="A6"/>
     </w:rPr>
   </w:style>
-  <w:style w:type="character" w:customStyle="1" w:styleId="Titolo7Carattere">
-    <w:name w:val="Titolo 7 Carattere"/>
-    <w:basedOn w:val="Carpredefinitoparagrafo"/>
-    <w:link w:val="Titolo7"/>
+  <w:style w:type="character" w:customStyle="1" w:styleId="Heading7Char">
+    <w:name w:val="Heading 7 Char"/>
+    <w:basedOn w:val="DefaultParagraphFont"/>
+    <w:link w:val="Heading7"/>
     <w:uiPriority w:val="9"/>
     <w:semiHidden/>
     <w:rsid w:val="008C77EB"/>
@@ -1066,10 +1091,10 @@
       <w:color w:val="595959" w:themeColor="text1" w:themeTint="A6"/>
     </w:rPr>
   </w:style>
-  <w:style w:type="character" w:customStyle="1" w:styleId="Titolo8Carattere">
-    <w:name w:val="Titolo 8 Carattere"/>
-    <w:basedOn w:val="Carpredefinitoparagrafo"/>
-    <w:link w:val="Titolo8"/>
+  <w:style w:type="character" w:customStyle="1" w:styleId="Heading8Char">
+    <w:name w:val="Heading 8 Char"/>
+    <w:basedOn w:val="DefaultParagraphFont"/>
+    <w:link w:val="Heading8"/>
     <w:uiPriority w:val="9"/>
     <w:semiHidden/>
     <w:rsid w:val="008C77EB"/>
@@ -1080,10 +1105,10 @@
       <w:color w:val="272727" w:themeColor="text1" w:themeTint="D8"/>
     </w:rPr>
   </w:style>
-  <w:style w:type="character" w:customStyle="1" w:styleId="Titolo9Carattere">
-    <w:name w:val="Titolo 9 Carattere"/>
-    <w:basedOn w:val="Carpredefinitoparagrafo"/>
-    <w:link w:val="Titolo9"/>
+  <w:style w:type="character" w:customStyle="1" w:styleId="Heading9Char">
+    <w:name w:val="Heading 9 Char"/>
+    <w:basedOn w:val="DefaultParagraphFont"/>
+    <w:link w:val="Heading9"/>
     <w:uiPriority w:val="9"/>
     <w:semiHidden/>
     <w:rsid w:val="008C77EB"/>
@@ -1092,11 +1117,11 @@
       <w:color w:val="272727" w:themeColor="text1" w:themeTint="D8"/>
     </w:rPr>
   </w:style>
-  <w:style w:type="paragraph" w:styleId="Titolo">
+  <w:style w:type="paragraph" w:styleId="Title">
     <w:name w:val="Title"/>
-    <w:basedOn w:val="Normale"/>
-    <w:next w:val="Normale"/>
-    <w:link w:val="TitoloCarattere"/>
+    <w:basedOn w:val="Normal"/>
+    <w:next w:val="Normal"/>
+    <w:link w:val="TitleChar"/>
     <w:uiPriority w:val="10"/>
     <w:qFormat/>
     <w:rsid w:val="008C77EB"/>
@@ -1112,10 +1137,10 @@
       <w:szCs w:val="56"/>
     </w:rPr>
   </w:style>
-  <w:style w:type="character" w:customStyle="1" w:styleId="TitoloCarattere">
-    <w:name w:val="Titolo Carattere"/>
-    <w:basedOn w:val="Carpredefinitoparagrafo"/>
-    <w:link w:val="Titolo"/>
+  <w:style w:type="character" w:customStyle="1" w:styleId="TitleChar">
+    <w:name w:val="Title Char"/>
+    <w:basedOn w:val="DefaultParagraphFont"/>
+    <w:link w:val="Title"/>
     <w:uiPriority w:val="10"/>
     <w:rsid w:val="008C77EB"/>
     <w:rPr>
@@ -1126,11 +1151,11 @@
       <w:szCs w:val="56"/>
     </w:rPr>
   </w:style>
-  <w:style w:type="paragraph" w:styleId="Sottotitolo">
+  <w:style w:type="paragraph" w:styleId="Subtitle">
     <w:name w:val="Subtitle"/>
-    <w:basedOn w:val="Normale"/>
-    <w:next w:val="Normale"/>
-    <w:link w:val="SottotitoloCarattere"/>
+    <w:basedOn w:val="Normal"/>
+    <w:next w:val="Normal"/>
+    <w:link w:val="SubtitleChar"/>
     <w:uiPriority w:val="11"/>
     <w:qFormat/>
     <w:rsid w:val="008C77EB"/>
@@ -1147,10 +1172,10 @@
       <w:szCs w:val="28"/>
     </w:rPr>
   </w:style>
-  <w:style w:type="character" w:customStyle="1" w:styleId="SottotitoloCarattere">
-    <w:name w:val="Sottotitolo Carattere"/>
-    <w:basedOn w:val="Carpredefinitoparagrafo"/>
-    <w:link w:val="Sottotitolo"/>
+  <w:style w:type="character" w:customStyle="1" w:styleId="SubtitleChar">
+    <w:name w:val="Subtitle Char"/>
+    <w:basedOn w:val="DefaultParagraphFont"/>
+    <w:link w:val="Subtitle"/>
     <w:uiPriority w:val="11"/>
     <w:rsid w:val="008C77EB"/>
     <w:rPr>
@@ -1161,11 +1186,11 @@
       <w:szCs w:val="28"/>
     </w:rPr>
   </w:style>
-  <w:style w:type="paragraph" w:styleId="Citazione">
+  <w:style w:type="paragraph" w:styleId="Quote">
     <w:name w:val="Quote"/>
-    <w:basedOn w:val="Normale"/>
-    <w:next w:val="Normale"/>
-    <w:link w:val="CitazioneCarattere"/>
+    <w:basedOn w:val="Normal"/>
+    <w:next w:val="Normal"/>
+    <w:link w:val="QuoteChar"/>
     <w:uiPriority w:val="29"/>
     <w:qFormat/>
     <w:rsid w:val="008C77EB"/>
@@ -1179,10 +1204,10 @@
       <w:color w:val="404040" w:themeColor="text1" w:themeTint="BF"/>
     </w:rPr>
   </w:style>
-  <w:style w:type="character" w:customStyle="1" w:styleId="CitazioneCarattere">
-    <w:name w:val="Citazione Carattere"/>
-    <w:basedOn w:val="Carpredefinitoparagrafo"/>
-    <w:link w:val="Citazione"/>
+  <w:style w:type="character" w:customStyle="1" w:styleId="QuoteChar">
+    <w:name w:val="Quote Char"/>
+    <w:basedOn w:val="DefaultParagraphFont"/>
+    <w:link w:val="Quote"/>
     <w:uiPriority w:val="29"/>
     <w:rsid w:val="008C77EB"/>
     <w:rPr>
@@ -1191,9 +1216,9 @@
       <w:color w:val="404040" w:themeColor="text1" w:themeTint="BF"/>
     </w:rPr>
   </w:style>
-  <w:style w:type="paragraph" w:styleId="Paragrafoelenco">
+  <w:style w:type="paragraph" w:styleId="ListParagraph">
     <w:name w:val="List Paragraph"/>
-    <w:basedOn w:val="Normale"/>
+    <w:basedOn w:val="Normal"/>
     <w:uiPriority w:val="34"/>
     <w:qFormat/>
     <w:rsid w:val="008C77EB"/>
@@ -1202,9 +1227,9 @@
       <w:contextualSpacing/>
     </w:pPr>
   </w:style>
-  <w:style w:type="character" w:styleId="Enfasiintensa">
+  <w:style w:type="character" w:styleId="IntenseEmphasis">
     <w:name w:val="Intense Emphasis"/>
-    <w:basedOn w:val="Carpredefinitoparagrafo"/>
+    <w:basedOn w:val="DefaultParagraphFont"/>
     <w:uiPriority w:val="21"/>
     <w:qFormat/>
     <w:rsid w:val="008C77EB"/>
@@ -1214,11 +1239,11 @@
       <w:color w:val="2F5496" w:themeColor="accent1" w:themeShade="BF"/>
     </w:rPr>
   </w:style>
-  <w:style w:type="paragraph" w:styleId="Citazioneintensa">
+  <w:style w:type="paragraph" w:styleId="IntenseQuote">
     <w:name w:val="Intense Quote"/>
-    <w:basedOn w:val="Normale"/>
-    <w:next w:val="Normale"/>
-    <w:link w:val="CitazioneintensaCarattere"/>
+    <w:basedOn w:val="Normal"/>
+    <w:next w:val="Normal"/>
+    <w:link w:val="IntenseQuoteChar"/>
     <w:uiPriority w:val="30"/>
     <w:qFormat/>
     <w:rsid w:val="008C77EB"/>
@@ -1237,10 +1262,10 @@
       <w:color w:val="2F5496" w:themeColor="accent1" w:themeShade="BF"/>
     </w:rPr>
   </w:style>
-  <w:style w:type="character" w:customStyle="1" w:styleId="CitazioneintensaCarattere">
-    <w:name w:val="Citazione intensa Carattere"/>
-    <w:basedOn w:val="Carpredefinitoparagrafo"/>
-    <w:link w:val="Citazioneintensa"/>
+  <w:style w:type="character" w:customStyle="1" w:styleId="IntenseQuoteChar">
+    <w:name w:val="Intense Quote Char"/>
+    <w:basedOn w:val="DefaultParagraphFont"/>
+    <w:link w:val="IntenseQuote"/>
     <w:uiPriority w:val="30"/>
     <w:rsid w:val="008C77EB"/>
     <w:rPr>
@@ -1249,9 +1274,9 @@
       <w:color w:val="2F5496" w:themeColor="accent1" w:themeShade="BF"/>
     </w:rPr>
   </w:style>
-  <w:style w:type="character" w:styleId="Riferimentointenso">
+  <w:style w:type="character" w:styleId="IntenseReference">
     <w:name w:val="Intense Reference"/>
-    <w:basedOn w:val="Carpredefinitoparagrafo"/>
+    <w:basedOn w:val="DefaultParagraphFont"/>
     <w:uiPriority w:val="32"/>
     <w:qFormat/>
     <w:rsid w:val="008C77EB"/>

--- a/Sviluppo Lato Server e Linguaggio PHP.docx
+++ b/Sviluppo Lato Server e Linguaggio PHP.docx
@@ -34,6 +34,7 @@
       <w:r>
         <w:t xml:space="preserve">l'infrastruttura è suddivisa tra due processi comunicanti: un </w:t>
       </w:r>
+      <w:proofErr w:type="spellStart"/>
       <w:r>
         <w:rPr>
           <w:i/>
@@ -41,15 +42,25 @@
         </w:rPr>
         <w:t>host</w:t>
       </w:r>
+      <w:proofErr w:type="spellEnd"/>
       <w:r>
         <w:t xml:space="preserve"> "</w:t>
       </w:r>
-      <w:r>
-        <w:rPr>
-          <w:i/>
-          <w:iCs/>
-        </w:rPr>
-        <w:t>always-on</w:t>
+      <w:proofErr w:type="spellStart"/>
+      <w:r>
+        <w:rPr>
+          <w:i/>
+          <w:iCs/>
+        </w:rPr>
+        <w:t>always</w:t>
+      </w:r>
+      <w:proofErr w:type="spellEnd"/>
+      <w:r>
+        <w:rPr>
+          <w:i/>
+          <w:iCs/>
+        </w:rPr>
+        <w:t>-on</w:t>
       </w:r>
       <w:r>
         <w:t xml:space="preserve">" (il server), che possiede un indirizzo IP fisso e noto, e i dispositivi degli utenti (i </w:t>
@@ -70,6 +81,7 @@
       <w:r>
         <w:t>Nel contesto dello sviluppo web, questa separazione si traduce nella distinzione tra "</w:t>
       </w:r>
+      <w:proofErr w:type="spellStart"/>
       <w:r>
         <w:rPr>
           <w:i/>
@@ -77,9 +89,11 @@
         </w:rPr>
         <w:t>frontend</w:t>
       </w:r>
+      <w:proofErr w:type="spellEnd"/>
       <w:r>
         <w:t>" (il lato client) e "</w:t>
       </w:r>
+      <w:proofErr w:type="spellStart"/>
       <w:r>
         <w:rPr>
           <w:i/>
@@ -87,6 +101,7 @@
         </w:rPr>
         <w:t>backend</w:t>
       </w:r>
+      <w:proofErr w:type="spellEnd"/>
       <w:r>
         <w:t>" (il lato server)</w:t>
       </w:r>
@@ -110,7 +125,15 @@
         <w:t>moltitudini</w:t>
       </w:r>
       <w:r>
-        <w:t xml:space="preserve"> di host client. I client per contro non comunicano mai direttamente tra di loro nell’architettura </w:t>
+        <w:t xml:space="preserve"> di </w:t>
+      </w:r>
+      <w:proofErr w:type="spellStart"/>
+      <w:r>
+        <w:t>host</w:t>
+      </w:r>
+      <w:proofErr w:type="spellEnd"/>
+      <w:r>
+        <w:t xml:space="preserve"> client. I client per contro non comunicano mai direttamente tra di loro nell’architettura </w:t>
       </w:r>
       <w:r>
         <w:t>Client-Server</w:t>
@@ -148,7 +171,15 @@
     </w:p>
     <w:p>
       <w:r>
-        <w:t xml:space="preserve">Il server, quindi, deve agire come garante dell’integrità e della logica del sistema tramite lo scripting server-side. Lo sviluppo backend si concentra </w:t>
+        <w:t xml:space="preserve">Il server, quindi, deve agire come garante dell’integrità e della logica del sistema tramite lo scripting server-side. Lo sviluppo </w:t>
+      </w:r>
+      <w:proofErr w:type="spellStart"/>
+      <w:r>
+        <w:t>backend</w:t>
+      </w:r>
+      <w:proofErr w:type="spellEnd"/>
+      <w:r>
+        <w:t xml:space="preserve"> si concentra </w:t>
       </w:r>
       <w:r>
         <w:t>interamente</w:t>
@@ -183,14 +214,32 @@
         <w:t>, o</w:t>
       </w:r>
       <w:r>
-        <w:t>gni transazione, sia essa la visualizzazione di un documento riservato o il caricamento di un nuovo file, viene validata dalla logica di business residente sul server. Se l'utente non possiede i privilegi necessari o se i dati inviati non superano i rigorosi controlli imposti dalle procedure backend, la transazione viene bloccata alla radice. In questo ecosistema, il client funge esclusivamente da mezzo di visualizzazione e di raccolta degli input, mentre il sistema centrale detiene l'autorità assoluta e irrevocabile sulle operazioni e sui registri di audit.</w:t>
-      </w:r>
-    </w:p>
+        <w:t xml:space="preserve">gni transazione, sia essa la visualizzazione di un documento riservato o il caricamento di un nuovo file, viene validata dalla logica di business residente sul server. Se l'utente non possiede i privilegi necessari o se i dati inviati non superano i rigorosi controlli imposti dalle procedure </w:t>
+      </w:r>
+      <w:proofErr w:type="spellStart"/>
+      <w:r>
+        <w:t>backend</w:t>
+      </w:r>
+      <w:proofErr w:type="spellEnd"/>
+      <w:r>
+        <w:t>, la transazione viene bloccata alla radice. In questo ecosistema, il client funge esclusivamente da mezzo di visualizzazione e di raccolta degli input, mentre il sistema centrale detiene l'autorità assoluta e irrevocabile sulle operazioni e sui registri di audit.</w:t>
+      </w:r>
+    </w:p>
+    <w:p/>
+    <w:p/>
+    <w:p/>
+    <w:p/>
+    <w:p/>
+    <w:p/>
+    <w:p/>
+    <w:p/>
+    <w:p/>
     <w:p>
       <w:pPr>
         <w:pStyle w:val="Heading3"/>
       </w:pPr>
       <w:r>
+        <w:lastRenderedPageBreak/>
         <w:t>Protocollo di Comunicazione</w:t>
       </w:r>
       <w:r>
@@ -201,19 +250,37 @@
       <w:r>
         <w:t>L’</w:t>
       </w:r>
-      <w:r>
-        <w:rPr>
-          <w:i/>
-          <w:iCs/>
-        </w:rPr>
-        <w:t>Hypertext Transfer Protoco</w:t>
-      </w:r>
-      <w:r>
-        <w:rPr>
-          <w:i/>
-          <w:iCs/>
-        </w:rPr>
-        <w:t xml:space="preserve">l </w:t>
+      <w:proofErr w:type="spellStart"/>
+      <w:r>
+        <w:rPr>
+          <w:i/>
+          <w:iCs/>
+        </w:rPr>
+        <w:t>Hypertext</w:t>
+      </w:r>
+      <w:proofErr w:type="spellEnd"/>
+      <w:r>
+        <w:rPr>
+          <w:i/>
+          <w:iCs/>
+        </w:rPr>
+        <w:t xml:space="preserve"> Transfer </w:t>
+      </w:r>
+      <w:proofErr w:type="spellStart"/>
+      <w:r>
+        <w:rPr>
+          <w:i/>
+          <w:iCs/>
+        </w:rPr>
+        <w:t>Protocol</w:t>
+      </w:r>
+      <w:proofErr w:type="spellEnd"/>
+      <w:r>
+        <w:rPr>
+          <w:i/>
+          <w:iCs/>
+        </w:rPr>
+        <w:t xml:space="preserve"> </w:t>
       </w:r>
       <w:r>
         <w:t>(</w:t>
@@ -227,128 +294,246 @@
     </w:p>
     <w:p>
       <w:r>
-        <w:t xml:space="preserve">È composto da due programmi, quello per il server e quello per il client. I due programmi su terminali diversi comunicano scambiandosi messaggi HTTP. </w:t>
-      </w:r>
-      <w:r>
-        <w:t>Il protocollo HTTP definisce la struttura di questi messaggi</w:t>
+        <w:t>È composto da due programmi, quello per il server e quello per il client. I due programmi su terminali diversi comunicano scambiandosi messaggi HTTP. Il protocollo HTTP definisce la struttura di questi messaggi e le modalità con cui il client e il server li scambiano.</w:t>
+      </w:r>
+    </w:p>
+    <w:p>
+      <w:r>
+        <w:t xml:space="preserve">Il ciclo vitale di questa comunicazione </w:t>
+      </w:r>
+      <w:r>
+        <w:t xml:space="preserve">è basato su un rigido modello </w:t>
+      </w:r>
+      <w:proofErr w:type="spellStart"/>
+      <w:r>
+        <w:rPr>
+          <w:i/>
+          <w:iCs/>
+        </w:rPr>
+        <w:t>Request-Response</w:t>
+      </w:r>
+      <w:proofErr w:type="spellEnd"/>
+      <w:r>
+        <w:t xml:space="preserve">. </w:t>
+      </w:r>
+      <w:r>
+        <w:t>Il processo ha inizio quando il browser dell'utente necessita di un'informazione o deve inviare dei dati</w:t>
+      </w:r>
+      <w:r>
+        <w:t xml:space="preserve">. </w:t>
+      </w:r>
+      <w:r>
+        <w:t>il client invia un messaggio di richiesta HTTP (</w:t>
+      </w:r>
+      <w:r>
+        <w:rPr>
+          <w:i/>
+          <w:iCs/>
+        </w:rPr>
+        <w:t xml:space="preserve">HTTP </w:t>
+      </w:r>
+      <w:proofErr w:type="spellStart"/>
+      <w:r>
+        <w:rPr>
+          <w:i/>
+          <w:iCs/>
+        </w:rPr>
+        <w:t>request</w:t>
+      </w:r>
+      <w:proofErr w:type="spellEnd"/>
+      <w:r>
+        <w:t>) al server</w:t>
+      </w:r>
+      <w:r>
+        <w:t>. Questo messaggio contiene campi di intestazione (</w:t>
+      </w:r>
+      <w:proofErr w:type="spellStart"/>
+      <w:r>
+        <w:rPr>
+          <w:i/>
+          <w:iCs/>
+        </w:rPr>
+        <w:t>header</w:t>
+      </w:r>
+      <w:proofErr w:type="spellEnd"/>
+      <w:r>
+        <w:t>) e un metodo (come GET per richiedere dati, POST per inviare, DELETE per cancellare, etc.).</w:t>
+      </w:r>
+    </w:p>
+    <w:p>
+      <w:r>
+        <w:t xml:space="preserve">Il server è </w:t>
+      </w:r>
+      <w:r>
+        <w:t>costantemente in ascolto su una porta specifica (solitamente la 80 per HTTP e la 443 per HTTPS)</w:t>
+      </w:r>
+      <w:r>
+        <w:t xml:space="preserve"> e una volta che il</w:t>
+      </w:r>
+      <w:r>
+        <w:t xml:space="preserve"> server </w:t>
+      </w:r>
+      <w:r>
+        <w:t>ha ricevuto questa richiesta,</w:t>
+      </w:r>
+      <w:r>
+        <w:t xml:space="preserve"> poi recupera, assembla e invia le informazioni sotto forma di messaggio di risposta HTTP (HTTP </w:t>
+      </w:r>
+      <w:proofErr w:type="spellStart"/>
+      <w:r>
+        <w:t>response</w:t>
+      </w:r>
+      <w:proofErr w:type="spellEnd"/>
+      <w:r>
+        <w:t>) il più rapidamente possibile</w:t>
+      </w:r>
+      <w:r>
+        <w:t xml:space="preserve">. Questa risposta </w:t>
+      </w:r>
+      <w:r>
+        <w:t>contiene un codice di stato (che indica il successo o il fallimento dell'operazione, come "200 OK" o "404 Not Found") e nel corpo del messaggio, i dati o la pagina elaborata da restituire all'utente.</w:t>
       </w:r>
       <w:r>
         <w:t xml:space="preserve"> </w:t>
       </w:r>
-      <w:r>
-        <w:t>e le modalità con cui il client e il server li scambiano</w:t>
-      </w:r>
-      <w:r>
-        <w:t>.</w:t>
-      </w:r>
-    </w:p>
-    <w:p>
-      <w:r>
-        <w:t xml:space="preserve">Il ciclo vitale di questa comunicazione </w:t>
-      </w:r>
-      <w:r>
-        <w:t xml:space="preserve">è basato su un rigido modello </w:t>
-      </w:r>
-      <w:r>
-        <w:rPr>
-          <w:i/>
-          <w:iCs/>
-        </w:rPr>
+    </w:p>
+    <w:p>
+      <w:r>
+        <w:t xml:space="preserve">L'HTTP è un protocollo </w:t>
+      </w:r>
+      <w:proofErr w:type="spellStart"/>
+      <w:r>
+        <w:t>stateless</w:t>
+      </w:r>
+      <w:proofErr w:type="spellEnd"/>
+      <w:r>
+        <w:t xml:space="preserve"> (senza stato)</w:t>
+      </w:r>
+      <w:r>
+        <w:t>, quindi</w:t>
+      </w:r>
+      <w:r>
+        <w:t xml:space="preserve"> ogni transazione è indipendente dalle precedenti.</w:t>
+      </w:r>
+      <w:r>
+        <w:t xml:space="preserve"> </w:t>
+      </w:r>
+      <w:r>
+        <w:t xml:space="preserve">Il server elabora la singola richiesta e invia i file al client senza conservare memoria delle transazioni precedenti. Ogni ciclo di </w:t>
+      </w:r>
+      <w:proofErr w:type="spellStart"/>
+      <w:r>
         <w:t>Request-Response</w:t>
       </w:r>
-      <w:r>
-        <w:t xml:space="preserve">. </w:t>
-      </w:r>
-      <w:r>
-        <w:t>Il processo ha inizio quando il browser dell'utente necessita di un'informazione o deve inviare dei dati</w:t>
-      </w:r>
-      <w:r>
-        <w:t xml:space="preserve">. </w:t>
-      </w:r>
-      <w:r>
-        <w:t>il client invia un messaggio di richiesta HTTP (</w:t>
-      </w:r>
-      <w:r>
-        <w:rPr>
-          <w:i/>
-          <w:iCs/>
-        </w:rPr>
-        <w:t>HTTP request</w:t>
-      </w:r>
-      <w:r>
-        <w:t>) al server</w:t>
-      </w:r>
-      <w:r>
-        <w:t>. Questo messaggio contiene campi di intestazione (</w:t>
-      </w:r>
-      <w:r>
-        <w:rPr>
-          <w:i/>
-          <w:iCs/>
-        </w:rPr>
-        <w:t>header</w:t>
-      </w:r>
-      <w:r>
-        <w:t>) e un metodo (come GET per richiedere dati, POST per inviare, DELETE per cancellare, etc.).</w:t>
-      </w:r>
-    </w:p>
-    <w:p>
-      <w:r>
-        <w:t xml:space="preserve">Il server è </w:t>
-      </w:r>
-      <w:r>
-        <w:t>costantemente in ascolto su una porta specifica (solitamente la 80 per HTTP e la 443 per HTTPS)</w:t>
-      </w:r>
-      <w:r>
-        <w:t xml:space="preserve"> e una volta che il</w:t>
-      </w:r>
-      <w:r>
-        <w:t xml:space="preserve"> server </w:t>
-      </w:r>
-      <w:r>
-        <w:t>ha ricevuto questa richiesta,</w:t>
-      </w:r>
-      <w:r>
-        <w:t xml:space="preserve"> poi recupera, assembla e invia le informazioni sotto forma di messaggio di risposta HTTP (HTTP response) il più rapidamente possibile</w:t>
-      </w:r>
-      <w:r>
-        <w:t xml:space="preserve">. Questa risposta </w:t>
-      </w:r>
-      <w:r>
-        <w:t xml:space="preserve">contiene </w:t>
-      </w:r>
-      <w:r>
-        <w:lastRenderedPageBreak/>
-        <w:t>un codice di stato (che indica il successo o il fallimento dell'operazione, come "200 OK" o "404 Not Found") e nel corpo del messaggio, i dati o la pagina elaborata da restituire all'utente.</w:t>
+      <w:proofErr w:type="spellEnd"/>
+      <w:r>
+        <w:t xml:space="preserve"> è un evento isolato, indipendente e autoconclusivo. </w:t>
+      </w:r>
+      <w:r>
+        <w:t>Per esempio, s</w:t>
+      </w:r>
+      <w:r>
+        <w:t>e un utente richiede lo stesso documento due volte in pochi secondi, il server lo elaborerà nuovamente da zero, non avendo memoria dell'azione appena compiuta.</w:t>
       </w:r>
       <w:r>
         <w:t xml:space="preserve"> </w:t>
       </w:r>
-    </w:p>
-    <w:p/>
-    <w:p>
-      <w:r>
-        <w:t xml:space="preserve">Un aspetto architetturale di vitale importanza per la sicurezza e la coerenza del sistema è che HTTP è un protocollo </w:t>
-      </w:r>
-      <w:r>
-        <w:rPr>
-          <w:i/>
-          <w:iCs/>
-        </w:rPr>
-        <w:t>stateless</w:t>
-      </w:r>
-      <w:r>
-        <w:t>, ovvero "senza stato". Il server elabora la singola richiesta e invia i file al client senza conservare memoria delle transazioni precedenti a livello di protocollo. Ogni ciclo di Request-Response è un evento isolato, indipendente e autoconclusivo. Questa caratteristica impone che ogni sessione utente sia validata dal server in tempo reale (spesso tramite l'uso di cookie cifrati per mantenere lo stato a livello applicativo). Conseguentemente, quando il server riceve un input, esegue l'interrogazione sul database e produce un output, tale risposta è cristallizzata e immutabile nel contesto di quella specifica transazione, garantendo un auditing preciso in cui ogni azione inviata al sistema genera una reazione netta e permanentemente registrabile nei log del server.</w:t>
-      </w:r>
-    </w:p>
+      <w:r>
+        <w:t>Per mantenere la persistenza delle informazioni (come le sessioni di login), si utilizzano meccanismi esterni come i cookie.</w:t>
+      </w:r>
+    </w:p>
+    <w:p>
+      <w:r>
+        <w:t>Per introdurre una memoria storica all'interno del sistema (indispensabile, ad esempio, per tracciare le sessioni utente autenticate in un sistema documentale), le applicazioni non si affidano a HTTP in sé, ma costruiscono un livello di sessione utente al di sopra di HTTP tramite l'utilizzo dei cookie. Questo consente al server di identificare le azioni del client e mantenere registri di audit sicuri per ogni singola transazione effettuata.</w:t>
+      </w:r>
+    </w:p>
+    <w:p>
+      <w:r>
+        <w:t xml:space="preserve">HTTP è anche affidabile, utilizza TCP come protocollo di trasporto sottostante. </w:t>
+      </w:r>
+      <w:r>
+        <w:t>TCP fornisce un servizio di trasferimento dati affidabile, garantendo allo sviluppatore che i messaggi di richiesta e i file di risposta arrivino intatti e senza errori a destinazione</w:t>
+      </w:r>
+    </w:p>
+    <w:p/>
+    <w:p/>
+    <w:p/>
+    <w:p/>
+    <w:p/>
+    <w:p/>
+    <w:p/>
+    <w:p/>
+    <w:p/>
     <w:p>
       <w:pPr>
         <w:pStyle w:val="Heading2"/>
       </w:pPr>
       <w:r>
+        <w:lastRenderedPageBreak/>
         <w:t>Il Linguaggio PHP</w:t>
       </w:r>
     </w:p>
+    <w:p>
+      <w:r>
+        <w:t xml:space="preserve">Il linguaggio PHP, acronimo per </w:t>
+      </w:r>
+      <w:proofErr w:type="spellStart"/>
+      <w:r>
+        <w:rPr>
+          <w:i/>
+          <w:iCs/>
+        </w:rPr>
+        <w:t>Hypertext</w:t>
+      </w:r>
+      <w:proofErr w:type="spellEnd"/>
+      <w:r>
+        <w:rPr>
+          <w:i/>
+          <w:iCs/>
+        </w:rPr>
+        <w:t xml:space="preserve"> </w:t>
+      </w:r>
+      <w:proofErr w:type="spellStart"/>
+      <w:r>
+        <w:rPr>
+          <w:i/>
+          <w:iCs/>
+        </w:rPr>
+        <w:t>Preprocessor</w:t>
+      </w:r>
+      <w:proofErr w:type="spellEnd"/>
+      <w:r>
+        <w:t xml:space="preserve"> è uno dei linguaggi di scripting server-side di riferimento per lo sviluppo web.  </w:t>
+      </w:r>
+    </w:p>
+    <w:p>
+      <w:r>
+        <w:t xml:space="preserve">Per l'implementazione della logica di business e dello strato </w:t>
+      </w:r>
+      <w:proofErr w:type="spellStart"/>
+      <w:r>
+        <w:t>backend</w:t>
+      </w:r>
+      <w:proofErr w:type="spellEnd"/>
+      <w:r>
+        <w:t xml:space="preserve"> del sistema documentale, lo strumento di sviluppo prescelto è il linguaggio PHP. L'adozione di questa specifica tecnologia non è casuale, ma è il risultato di un'attenta valutazione delle sue peculiarità storiche, della sua evoluzione architetturale e della sua schiacciante posizione di mercato nell'ambito del web.</w:t>
+      </w:r>
+    </w:p>
+    <w:p>
+      <w:r>
+        <w:t xml:space="preserve">Al di là dell'eccellenza tecnica, il fattore determinante che valida e consolida la scelta di PHP è la sua penetrazione nel mercato. Secondo recenti statistiche di utilizzo per lo sviluppo web, PHP è il linguaggio lato server adottato dal 71,4% di tutti i siti web di cui è nota la tecnologia di </w:t>
+      </w:r>
+      <w:proofErr w:type="spellStart"/>
+      <w:r>
+        <w:t>backend</w:t>
+      </w:r>
+      <w:proofErr w:type="spellEnd"/>
+      <w:r>
+        <w:t>. A titolo di confronto, il suo concorrente più prossimo (Ruby) detiene solo il 6,7% del mercato. Questa posizione di egemonia assoluta non è un mero dato statistico, ma si traduce in vantaggi ingegneristici inestimabili: significa avere accesso alla più vasta documentazione, a comunità di sviluppatori immense, a un'infinita varietà di librerie testate (tramite strumenti come Composer) e alla garanzia di un supporto continuo a lungo termine per le vulnerabilità di sicurezza. Scegliere PHP assicura che il sistema documentale sia costruito su una piattaforma rodata quotidianamente da decine di milioni di server a livello globale, in grado di interfacciarsi con estrema naturalezza a qualsiasi sistema di database relazionale per garantire la persistenza sicura e immutabile delle informazioni aziendali.</w:t>
+      </w:r>
+    </w:p>
+    <w:p/>
+    <w:p/>
     <w:p>
       <w:pPr>
         <w:pStyle w:val="Heading3"/>
@@ -358,6 +543,90 @@
       </w:r>
     </w:p>
     <w:p>
+      <w:r>
+        <w:t xml:space="preserve">PHP, acronimo ricorsivo per </w:t>
+      </w:r>
+      <w:r>
+        <w:rPr>
+          <w:i/>
+          <w:iCs/>
+        </w:rPr>
+        <w:t xml:space="preserve">PHP: </w:t>
+      </w:r>
+      <w:proofErr w:type="spellStart"/>
+      <w:r>
+        <w:rPr>
+          <w:i/>
+          <w:iCs/>
+        </w:rPr>
+        <w:t>Hypertext</w:t>
+      </w:r>
+      <w:proofErr w:type="spellEnd"/>
+      <w:r>
+        <w:rPr>
+          <w:i/>
+          <w:iCs/>
+        </w:rPr>
+        <w:t xml:space="preserve"> </w:t>
+      </w:r>
+      <w:proofErr w:type="spellStart"/>
+      <w:r>
+        <w:rPr>
+          <w:i/>
+          <w:iCs/>
+        </w:rPr>
+        <w:t>Preprocessor</w:t>
+      </w:r>
+      <w:proofErr w:type="spellEnd"/>
+      <w:r>
+        <w:t>, nasce e si sviluppa con il preciso e unico intento di essere un linguaggio per lo scripting lato server. Creato originariamente nel 1994 da Rasmus Lerdorf come un semplice insieme di file binari CGI (Common Gateway Interface) scritti in linguaggio C, il progetto iniziale era denominato "Personal Home Page Tools". Da queste modeste origini, in cui veniva usato semplicemente per tracciare le visite online, PHP ha attraversato decenni di radicali e profonde trasformazioni strutturali.</w:t>
+      </w:r>
+    </w:p>
+    <w:p>
+      <w:r>
+        <w:t>Il primo vero punto di svolta verso la maturità architetturale avvenne tra il 1997 e il 1998, quando Andi Gutmans e Zeev Suraski riscrissero completamente il motore interno del linguaggio, giudicando la versione precedente inadatta per le complesse applicazioni di e-commerce su cui stavano lavorando. Questo sforzo collaborativo diede vita a PHP 3.0, che per la prima volta introdusse il supporto alla programmazione orientata agli oggetti (OOP) e permise l'integrazione di numerosi database in modo nativo. Nel 1999, l'introduzione dello "</w:t>
+      </w:r>
+      <w:proofErr w:type="spellStart"/>
+      <w:r>
+        <w:t>Zend</w:t>
+      </w:r>
+      <w:proofErr w:type="spellEnd"/>
+      <w:r>
+        <w:t xml:space="preserve"> Engine" (nome derivato dalla fusione di Zeev e Andi) portò alla creazione di PHP 4.0, ottimizzando drasticamente le prestazioni del codice e la modularità per applicazioni </w:t>
+      </w:r>
+      <w:proofErr w:type="spellStart"/>
+      <w:r>
+        <w:t>enterprise</w:t>
+      </w:r>
+      <w:proofErr w:type="spellEnd"/>
+      <w:r>
+        <w:t>.</w:t>
+      </w:r>
+    </w:p>
+    <w:p>
+      <w:r>
+        <w:t xml:space="preserve">La modernizzazione si è consolidata ulteriormente negli anni successivi. PHP 5 ha offerto un modello a oggetti completamente rinnovato e molto più robusto. Le release moderne, in particolare PHP 7 e PHP 8, hanno rivoluzionato il linguaggio portandolo a standard prestazionali e di sicurezza di altissimo livello. PHP 7 ha introdotto uno </w:t>
+      </w:r>
+      <w:proofErr w:type="spellStart"/>
+      <w:r>
+        <w:t>Zend</w:t>
+      </w:r>
+      <w:proofErr w:type="spellEnd"/>
+      <w:r>
+        <w:t xml:space="preserve"> Engine 3.0 profondamente migliorato, che ha raddoppiato la velocità di esecuzione e ottimizzato drasticamente l'uso della memoria, aggiungendo anche strumenti per la dichiarazione dei tipi. Infine, con il rilascio di PHP 8 nel 2020, il linguaggio si è arricchito di funzionalità avanzatissime come il compilatore JIT (Just-In-Time) per massimizzare le performance, i tipi di unione (union </w:t>
+      </w:r>
+      <w:proofErr w:type="spellStart"/>
+      <w:r>
+        <w:t>types</w:t>
+      </w:r>
+      <w:proofErr w:type="spellEnd"/>
+      <w:r>
+        <w:t>), le enumerazioni e una gestione degli errori notevolmente più severa e consistente. Questa trasformazione in un linguaggio OOP maturo e rigoroso lo rende uno strumento eccellente per l'implementazione di complessi Design Pattern e architetture (come il Model-View-Controller) necessarie in un sistema documentale scalabile.</w:t>
+      </w:r>
+    </w:p>
+    <w:p/>
+    <w:p/>
+    <w:p>
       <w:pPr>
         <w:pStyle w:val="Heading3"/>
       </w:pPr>
@@ -365,6 +634,9 @@
         <w:t>Efficienza nella Gestione Risorse</w:t>
       </w:r>
     </w:p>
+    <w:p/>
+    <w:p/>
+    <w:p/>
     <w:sectPr>
       <w:pgSz w:w="11906" w:h="16838"/>
       <w:pgMar w:top="1417" w:right="1134" w:bottom="1134" w:left="1134" w:header="708" w:footer="708" w:gutter="0"/>
@@ -977,6 +1249,7 @@
   <w:style w:type="character" w:default="1" w:styleId="DefaultParagraphFont">
     <w:name w:val="Default Paragraph Font"/>
     <w:uiPriority w:val="1"/>
+    <w:semiHidden/>
     <w:unhideWhenUsed/>
   </w:style>
   <w:style w:type="table" w:default="1" w:styleId="TableNormal">

--- a/Sviluppo Lato Server e Linguaggio PHP.docx
+++ b/Sviluppo Lato Server e Linguaggio PHP.docx
@@ -4,7 +4,7 @@
   <w:body>
     <w:p>
       <w:pPr>
-        <w:pStyle w:val="Heading1"/>
+        <w:pStyle w:val="Titolo1"/>
       </w:pPr>
       <w:r>
         <w:t>Sviluppo Lato Server e Linguaggio PHP</w:t>
@@ -12,10 +12,10 @@
     </w:p>
     <w:p>
       <w:pPr>
-        <w:pStyle w:val="Heading2"/>
-      </w:pPr>
-      <w:r>
-        <w:t>Architettura Client-Server e Scripting Server-Side</w:t>
+        <w:pStyle w:val="Titolo2"/>
+      </w:pPr>
+      <w:r>
+        <w:t xml:space="preserve">Architettura Client-Server </w:t>
       </w:r>
     </w:p>
     <w:p>
@@ -107,14 +107,6 @@
       </w:r>
       <w:r>
         <w:t>.</w:t>
-      </w:r>
-    </w:p>
-    <w:p>
-      <w:pPr>
-        <w:pStyle w:val="Heading3"/>
-      </w:pPr>
-      <w:r>
-        <w:t>Il ruolo del Server come Garante</w:t>
       </w:r>
     </w:p>
     <w:p>
@@ -234,9 +226,10 @@
     <w:p/>
     <w:p/>
     <w:p/>
-    <w:p>
-      <w:pPr>
-        <w:pStyle w:val="Heading3"/>
+    <w:p/>
+    <w:p>
+      <w:pPr>
+        <w:pStyle w:val="Titolo2"/>
       </w:pPr>
       <w:r>
         <w:lastRenderedPageBreak/>
@@ -464,18 +457,36 @@
     <w:p/>
     <w:p/>
     <w:p/>
-    <w:p>
-      <w:pPr>
-        <w:pStyle w:val="Heading2"/>
-      </w:pPr>
-      <w:r>
+    <w:p/>
+    <w:p>
+      <w:pPr>
+        <w:rPr>
+          <w:rFonts w:asciiTheme="majorHAnsi" w:eastAsiaTheme="majorEastAsia" w:hAnsiTheme="majorHAnsi" w:cstheme="majorBidi"/>
+          <w:color w:val="2F5496" w:themeColor="accent1" w:themeShade="BF"/>
+          <w:sz w:val="32"/>
+          <w:szCs w:val="32"/>
+        </w:rPr>
+      </w:pPr>
+      <w:r>
+        <w:rPr>
+          <w:rFonts w:asciiTheme="majorHAnsi" w:eastAsiaTheme="majorEastAsia" w:hAnsiTheme="majorHAnsi" w:cstheme="majorBidi"/>
+          <w:color w:val="2F5496" w:themeColor="accent1" w:themeShade="BF"/>
+          <w:sz w:val="32"/>
+          <w:szCs w:val="32"/>
+        </w:rPr>
         <w:lastRenderedPageBreak/>
-        <w:t>Il Linguaggio PHP</w:t>
-      </w:r>
-    </w:p>
-    <w:p>
-      <w:r>
-        <w:t xml:space="preserve">Il linguaggio PHP, acronimo per </w:t>
+        <w:t>Evoluzione e Paradigmi del Linguaggio PHP</w:t>
+      </w:r>
+    </w:p>
+    <w:p>
+      <w:r>
+        <w:t xml:space="preserve">Il linguaggio PHP, acronimo </w:t>
+      </w:r>
+      <w:r>
+        <w:t xml:space="preserve">ricorsivo </w:t>
+      </w:r>
+      <w:r>
+        <w:t xml:space="preserve">per </w:t>
       </w:r>
       <w:proofErr w:type="spellStart"/>
       <w:r>
@@ -508,133 +519,854 @@
     </w:p>
     <w:p>
       <w:r>
-        <w:t xml:space="preserve">Per l'implementazione della logica di business e dello strato </w:t>
-      </w:r>
-      <w:proofErr w:type="spellStart"/>
-      <w:r>
-        <w:t>backend</w:t>
-      </w:r>
-      <w:proofErr w:type="spellEnd"/>
-      <w:r>
-        <w:t xml:space="preserve"> del sistema documentale, lo strumento di sviluppo prescelto è il linguaggio PHP. L'adozione di questa specifica tecnologia non è casuale, ma è il risultato di un'attenta valutazione delle sue peculiarità storiche, della sua evoluzione architetturale e della sua schiacciante posizione di mercato nell'ambito del web.</w:t>
-      </w:r>
-    </w:p>
-    <w:p>
-      <w:r>
-        <w:t xml:space="preserve">Al di là dell'eccellenza tecnica, il fattore determinante che valida e consolida la scelta di PHP è la sua penetrazione nel mercato. Secondo recenti statistiche di utilizzo per lo sviluppo web, PHP è il linguaggio lato server adottato dal 71,4% di tutti i siti web di cui è nota la tecnologia di </w:t>
-      </w:r>
-      <w:proofErr w:type="spellStart"/>
-      <w:r>
-        <w:t>backend</w:t>
-      </w:r>
-      <w:proofErr w:type="spellEnd"/>
-      <w:r>
-        <w:t>. A titolo di confronto, il suo concorrente più prossimo (Ruby) detiene solo il 6,7% del mercato. Questa posizione di egemonia assoluta non è un mero dato statistico, ma si traduce in vantaggi ingegneristici inestimabili: significa avere accesso alla più vasta documentazione, a comunità di sviluppatori immense, a un'infinita varietà di librerie testate (tramite strumenti come Composer) e alla garanzia di un supporto continuo a lungo termine per le vulnerabilità di sicurezza. Scegliere PHP assicura che il sistema documentale sia costruito su una piattaforma rodata quotidianamente da decine di milioni di server a livello globale, in grado di interfacciarsi con estrema naturalezza a qualsiasi sistema di database relazionale per garantire la persistenza sicura e immutabile delle informazioni aziendali.</w:t>
-      </w:r>
-    </w:p>
-    <w:p/>
-    <w:p/>
-    <w:p>
-      <w:pPr>
-        <w:pStyle w:val="Heading3"/>
-      </w:pPr>
-      <w:r>
-        <w:t>Evoluzione e Modernizzazione</w:t>
-      </w:r>
-    </w:p>
-    <w:p>
-      <w:r>
-        <w:t xml:space="preserve">PHP, acronimo ricorsivo per </w:t>
+        <w:t>Come mostrato nella Tabella \</w:t>
+      </w:r>
+      <w:proofErr w:type="spellStart"/>
+      <w:r>
+        <w:t>ref</w:t>
+      </w:r>
+      <w:proofErr w:type="spellEnd"/>
+      <w:r>
+        <w:t>{</w:t>
+      </w:r>
+      <w:proofErr w:type="gramStart"/>
+      <w:r>
+        <w:t>tab:w</w:t>
+      </w:r>
+      <w:proofErr w:type="gramEnd"/>
+      <w:r>
+        <w:t xml:space="preserve">3techs_languages}, PHP è la tecnologia sottostante al 71,4\% dei sistemi web, che dispongono di un back-end. </w:t>
+      </w:r>
+      <w:r>
+        <w:t xml:space="preserve">A titolo di confronto, il suo concorrente più </w:t>
+      </w:r>
+      <w:r>
+        <w:t>vicino</w:t>
+      </w:r>
+      <w:r>
+        <w:t xml:space="preserve"> (Ruby) detiene solo il 6,7% del mercato</w:t>
+      </w:r>
+      <w:r>
+        <w:t xml:space="preserve">. </w:t>
+      </w:r>
+      <w:r>
+        <w:t>Questa diffusione capillare si traduce in un ecosistema maturo</w:t>
+      </w:r>
+      <w:r>
+        <w:t xml:space="preserve"> e</w:t>
+      </w:r>
+      <w:r>
+        <w:t xml:space="preserve"> ampiamente </w:t>
+      </w:r>
+      <w:r>
+        <w:t>s</w:t>
+      </w:r>
+      <w:r>
+        <w:t>u</w:t>
+      </w:r>
+      <w:r>
+        <w:t>pportato</w:t>
+      </w:r>
+      <w:r>
+        <w:t xml:space="preserve">, esistono moltissime librerie </w:t>
+      </w:r>
+      <w:r>
+        <w:t>testate (tramite strumenti come Composer)</w:t>
+      </w:r>
+      <w:r>
+        <w:t xml:space="preserve">, documentazioni, libri, tutorial, framework basati </w:t>
+      </w:r>
+      <w:r>
+        <w:t>su</w:t>
+      </w:r>
+      <w:r>
+        <w:t xml:space="preserve"> questo linguaggio e alla garanzia di un supporto continuo a lungo termine. </w:t>
+      </w:r>
+    </w:p>
+    <w:p>
+      <w:r>
+        <w:t xml:space="preserve">La scelta di PHP come linguaggio back-end garantisce l’utilizzo di una tecnologia ampiamente collaudata su scala globale e supportata da un’infrastruttura server massiva. Il linguaggio inoltre offre un’integrazione nativa con principali sistemi di gestione di database </w:t>
+      </w:r>
+      <w:r>
+        <w:t>relazionali</w:t>
+      </w:r>
+      <w:r>
+        <w:t xml:space="preserve"> (RDBMS).</w:t>
+      </w:r>
+    </w:p>
+    <w:p>
+      <w:r>
+        <w:t xml:space="preserve">L’attuale livello di maturità architetturale è il risultato di una profonda e stratificata evoluzione tecnica. PHP </w:t>
+      </w:r>
+      <w:r>
+        <w:t>nasce e si sviluppa con il preciso e unico intento di essere un linguaggio per lo scripting lato server.</w:t>
+      </w:r>
+      <w:r>
+        <w:t xml:space="preserve"> </w:t>
+      </w:r>
+    </w:p>
+    <w:p>
+      <w:r>
+        <w:t>Viene concepito originariamente nel 1994 da Rasmus Lerdorf come un semplice insieme di file binari CGI (</w:t>
       </w:r>
       <w:r>
         <w:rPr>
           <w:i/>
           <w:iCs/>
         </w:rPr>
-        <w:t xml:space="preserve">PHP: </w:t>
-      </w:r>
-      <w:proofErr w:type="spellStart"/>
+        <w:t>Common Gateway Interface</w:t>
+      </w:r>
+      <w:r>
+        <w:t xml:space="preserve">) scritti in linguaggio C e denominati </w:t>
+      </w:r>
       <w:r>
         <w:rPr>
           <w:i/>
           <w:iCs/>
         </w:rPr>
-        <w:t>Hypertext</w:t>
-      </w:r>
-      <w:proofErr w:type="spellEnd"/>
+        <w:t>Personal Home Page Tools</w:t>
+      </w:r>
       <w:r>
         <w:rPr>
           <w:i/>
           <w:iCs/>
         </w:rPr>
+        <w:t xml:space="preserve">. </w:t>
+      </w:r>
+    </w:p>
+    <w:p>
+      <w:r>
+        <w:t>Il primo punto di svolta avvenne con il rilascio della versione PHP 3.0 nel 98</w:t>
+      </w:r>
+      <w:r>
+        <w:t xml:space="preserve">, derivata da una riscrittura completa del parser interno ad opera di Andi Gutmans e Zeev </w:t>
+      </w:r>
+      <w:proofErr w:type="spellStart"/>
+      <w:r>
+        <w:t>Suraski</w:t>
+      </w:r>
+      <w:r>
+        <w:t>dove</w:t>
+      </w:r>
+      <w:proofErr w:type="spellEnd"/>
+      <w:r>
+        <w:t>, dove per la prima introdussero il supporto</w:t>
+      </w:r>
+      <w:r>
+        <w:t>, ancora embrionale,</w:t>
+      </w:r>
+      <w:r>
+        <w:t xml:space="preserve"> alla programmazione orientata agli oggetti (OOP) e permise l’integrazione di numerosi database in modo nativo. </w:t>
+      </w:r>
+    </w:p>
+    <w:p>
+      <w:r>
+        <w:t xml:space="preserve">Lo sviluppo delle prestazioni e della modularità è proseguito con l'introduzione dello </w:t>
+      </w:r>
+      <w:proofErr w:type="spellStart"/>
+      <w:r>
+        <w:t>Zend</w:t>
+      </w:r>
+      <w:proofErr w:type="spellEnd"/>
+      <w:r>
+        <w:t xml:space="preserve"> Engine in PHP 4.0</w:t>
+      </w:r>
+      <w:r>
+        <w:t xml:space="preserve">, </w:t>
+      </w:r>
+      <w:r>
+        <w:t xml:space="preserve">ottimizzando drasticamente le prestazioni del codice e la modularità per applicazioni </w:t>
+      </w:r>
+      <w:proofErr w:type="spellStart"/>
+      <w:r>
+        <w:t>enterprise</w:t>
+      </w:r>
+      <w:proofErr w:type="spellEnd"/>
+      <w:r>
+        <w:t xml:space="preserve">, </w:t>
+      </w:r>
+      <w:r>
+        <w:t>e</w:t>
+      </w:r>
+      <w:r>
+        <w:t xml:space="preserve"> si </w:t>
+      </w:r>
+      <w:r>
+        <w:t xml:space="preserve">è </w:t>
+      </w:r>
+      <w:r>
+        <w:t>consolidato</w:t>
+      </w:r>
+      <w:r>
+        <w:t xml:space="preserve"> con PHP 5, che </w:t>
+      </w:r>
+      <w:r>
+        <w:t>ha offerto un modello a oggetti completamente rinnovato e molto più robust</w:t>
+      </w:r>
+      <w:r>
+        <w:t>o</w:t>
+      </w:r>
+      <w:r>
+        <w:t xml:space="preserve">. Le iterazioni più recenti, segnatamente PHP 7 e PHP 8, hanno ulteriormente consolidato il paradigma OOP introducendo l'uso di tipizzazioni strette (union </w:t>
+      </w:r>
+      <w:proofErr w:type="spellStart"/>
+      <w:r>
+        <w:t>types</w:t>
+      </w:r>
+      <w:proofErr w:type="spellEnd"/>
+      <w:r>
+        <w:t xml:space="preserve">, </w:t>
+      </w:r>
+      <w:proofErr w:type="spellStart"/>
+      <w:r>
+        <w:t>named</w:t>
+      </w:r>
+      <w:proofErr w:type="spellEnd"/>
+      <w:r>
         <w:t xml:space="preserve"> </w:t>
       </w:r>
       <w:proofErr w:type="spellStart"/>
+      <w:r>
+        <w:t>arguments</w:t>
+      </w:r>
+      <w:proofErr w:type="spellEnd"/>
+      <w:r>
+        <w:t>), la compilazione</w:t>
+      </w:r>
+      <w:r>
+        <w:t xml:space="preserve"> </w:t>
+      </w:r>
       <w:r>
         <w:rPr>
           <w:i/>
           <w:iCs/>
         </w:rPr>
-        <w:t>Preprocessor</w:t>
-      </w:r>
-      <w:proofErr w:type="spellEnd"/>
-      <w:r>
-        <w:t>, nasce e si sviluppa con il preciso e unico intento di essere un linguaggio per lo scripting lato server. Creato originariamente nel 1994 da Rasmus Lerdorf come un semplice insieme di file binari CGI (Common Gateway Interface) scritti in linguaggio C, il progetto iniziale era denominato "Personal Home Page Tools". Da queste modeste origini, in cui veniva usato semplicemente per tracciare le visite online, PHP ha attraversato decenni di radicali e profonde trasformazioni strutturali.</w:t>
-      </w:r>
-    </w:p>
-    <w:p>
-      <w:r>
-        <w:t>Il primo vero punto di svolta verso la maturità architetturale avvenne tra il 1997 e il 1998, quando Andi Gutmans e Zeev Suraski riscrissero completamente il motore interno del linguaggio, giudicando la versione precedente inadatta per le complesse applicazioni di e-commerce su cui stavano lavorando. Questo sforzo collaborativo diede vita a PHP 3.0, che per la prima volta introdusse il supporto alla programmazione orientata agli oggetti (OOP) e permise l'integrazione di numerosi database in modo nativo. Nel 1999, l'introduzione dello "</w:t>
-      </w:r>
-      <w:proofErr w:type="spellStart"/>
-      <w:r>
-        <w:t>Zend</w:t>
-      </w:r>
-      <w:proofErr w:type="spellEnd"/>
-      <w:r>
-        <w:t xml:space="preserve"> Engine" (nome derivato dalla fusione di Zeev e Andi) portò alla creazione di PHP 4.0, ottimizzando drasticamente le prestazioni del codice e la modularità per applicazioni </w:t>
-      </w:r>
-      <w:proofErr w:type="spellStart"/>
-      <w:r>
-        <w:t>enterprise</w:t>
-      </w:r>
-      <w:proofErr w:type="spellEnd"/>
+        <w:t>Just-In-Time</w:t>
+      </w:r>
+      <w:r>
+        <w:t xml:space="preserve"> (</w:t>
+      </w:r>
+      <w:r>
+        <w:t>JIT</w:t>
+      </w:r>
+      <w:r>
+        <w:t>) e una gestione delle risorse di memoria nettamente ottimizzata</w:t>
+      </w:r>
       <w:r>
         <w:t>.</w:t>
       </w:r>
     </w:p>
     <w:p>
       <w:r>
-        <w:t xml:space="preserve">La modernizzazione si è consolidata ulteriormente negli anni successivi. PHP 5 ha offerto un modello a oggetti completamente rinnovato e molto più robusto. Le release moderne, in particolare PHP 7 e PHP 8, hanno rivoluzionato il linguaggio portandolo a standard prestazionali e di sicurezza di altissimo livello. PHP 7 ha introdotto uno </w:t>
-      </w:r>
-      <w:proofErr w:type="spellStart"/>
-      <w:r>
-        <w:t>Zend</w:t>
-      </w:r>
-      <w:proofErr w:type="spellEnd"/>
-      <w:r>
-        <w:t xml:space="preserve"> Engine 3.0 profondamente migliorato, che ha raddoppiato la velocità di esecuzione e ottimizzato drasticamente l'uso della memoria, aggiungendo anche strumenti per la dichiarazione dei tipi. Infine, con il rilascio di PHP 8 nel 2020, il linguaggio si è arricchito di funzionalità avanzatissime come il compilatore JIT (Just-In-Time) per massimizzare le performance, i tipi di unione (union </w:t>
-      </w:r>
-      <w:proofErr w:type="spellStart"/>
-      <w:r>
-        <w:t>types</w:t>
-      </w:r>
-      <w:proofErr w:type="spellEnd"/>
-      <w:r>
-        <w:t>), le enumerazioni e una gestione degli errori notevolmente più severa e consistente. Questa trasformazione in un linguaggio OOP maturo e rigoroso lo rende uno strumento eccellente per l'implementazione di complessi Design Pattern e architetture (come il Model-View-Controller) necessarie in un sistema documentale scalabile.</w:t>
+        <w:t>U</w:t>
+      </w:r>
+      <w:r>
+        <w:t>n</w:t>
+      </w:r>
+      <w:r>
+        <w:t xml:space="preserve"> fattore chiave in questa maturazione è l'evoluzione verso il </w:t>
+      </w:r>
+      <w:proofErr w:type="spellStart"/>
+      <w:r>
+        <w:t>Gradual</w:t>
+      </w:r>
+      <w:proofErr w:type="spellEnd"/>
+      <w:r>
+        <w:t xml:space="preserve"> Typing.</w:t>
+      </w:r>
+      <w:r>
+        <w:t xml:space="preserve"> </w:t>
+      </w:r>
+      <w:r>
+        <w:t>Storicamente nato come linguaggio a tipizzazione debole e dinamica, PHP ha implementato un sistema di controllo dei tipi progressivo e</w:t>
+      </w:r>
+      <w:r>
+        <w:t xml:space="preserve"> </w:t>
+      </w:r>
+      <w:r>
+        <w:t>rigido.</w:t>
+      </w:r>
+      <w:r>
+        <w:t xml:space="preserve"> </w:t>
+      </w:r>
+      <w:r>
+        <w:t>L’introduzione de</w:t>
+      </w:r>
+      <w:r>
+        <w:t>gli</w:t>
+      </w:r>
+      <w:r>
+        <w:t xml:space="preserve"> Union e </w:t>
+      </w:r>
+      <w:proofErr w:type="spellStart"/>
+      <w:r>
+        <w:t>Intersection</w:t>
+      </w:r>
+      <w:proofErr w:type="spellEnd"/>
+      <w:r>
+        <w:t xml:space="preserve"> </w:t>
+      </w:r>
+      <w:proofErr w:type="spellStart"/>
+      <w:r>
+        <w:t>Types</w:t>
+      </w:r>
+      <w:proofErr w:type="spellEnd"/>
+      <w:r>
+        <w:t>, combinata con la direttiva di tipizzazione rigida, permette una precisa definizione dei contratti del codice</w:t>
+      </w:r>
+      <w:r>
+        <w:t xml:space="preserve">. </w:t>
+      </w:r>
+      <w:r>
+        <w:t xml:space="preserve"> </w:t>
+      </w:r>
+      <w:r>
+        <w:t>C</w:t>
+      </w:r>
+      <w:r>
+        <w:t>iò agevola gli strumenti di analisi statica nel rilevare anomalie e incongruenze già in fase di sviluppo.</w:t>
+      </w:r>
+    </w:p>
+    <w:p>
+      <w:r>
+        <w:t xml:space="preserve">Il linguaggio di programmazione PHP si è strutturato come un ecosistema </w:t>
+      </w:r>
+      <w:proofErr w:type="spellStart"/>
+      <w:r>
+        <w:t>multiparadigma</w:t>
+      </w:r>
+      <w:proofErr w:type="spellEnd"/>
+      <w:r>
+        <w:t>. I paradigmi principali supportati e comunemente utilizzati nello sviluppo moderno sono tre:</w:t>
+      </w:r>
+    </w:p>
+    <w:p>
+      <w:pPr>
+        <w:pStyle w:val="Paragrafoelenco"/>
+        <w:numPr>
+          <w:ilvl w:val="0"/>
+          <w:numId w:val="2"/>
+        </w:numPr>
+      </w:pPr>
+      <w:r>
+        <w:t xml:space="preserve">Paradigma Orientato agli Oggetti (OOP): Rappresenta il paradigma dominante utilizzato dai framework moderni come </w:t>
+      </w:r>
+      <w:proofErr w:type="spellStart"/>
+      <w:r>
+        <w:t>Laravel</w:t>
+      </w:r>
+      <w:proofErr w:type="spellEnd"/>
+      <w:r>
+        <w:t xml:space="preserve">. Il linguaggio supporta l'incapsulamento rigoroso tramite modificatori di visibilità, l'ereditarietà singola, le interfacce, le classi astratte e il polimorfismo. </w:t>
+      </w:r>
+    </w:p>
+    <w:p>
+      <w:pPr>
+        <w:pStyle w:val="Paragrafoelenco"/>
+      </w:pPr>
+    </w:p>
+    <w:p>
+      <w:pPr>
+        <w:pStyle w:val="Paragrafoelenco"/>
+        <w:numPr>
+          <w:ilvl w:val="0"/>
+          <w:numId w:val="2"/>
+        </w:numPr>
+      </w:pPr>
+      <w:r>
+        <w:t>Paradigma Procedurale: Costituisce la base storica del linguaggio e l'architettura nativa di molte delle sue funzioni principali. Si basa su una struttura lineare di funzioni e costrutti di controllo imperativi, questo modello è particolarmente indicato per l'implementazione di script d'automazione e componenti software a bassa complessità.</w:t>
+      </w:r>
+      <w:r>
+        <w:t xml:space="preserve"> </w:t>
+      </w:r>
+    </w:p>
+    <w:p>
+      <w:pPr>
+        <w:pStyle w:val="Paragrafoelenco"/>
+        <w:numPr>
+          <w:ilvl w:val="0"/>
+          <w:numId w:val="2"/>
+        </w:numPr>
+      </w:pPr>
+      <w:r>
+        <w:t>Supporto al Paradigma Funzionale</w:t>
+      </w:r>
+      <w:r>
+        <w:rPr>
+          <w:b/>
+          <w:bCs/>
+        </w:rPr>
+        <w:t>:</w:t>
+      </w:r>
+      <w:r>
+        <w:t xml:space="preserve"> Sebbene non sia un linguaggio funzionale nativo, PHP implementa funzioni di prima classe, funzioni anonime (</w:t>
+      </w:r>
+      <w:proofErr w:type="spellStart"/>
+      <w:r>
+        <w:t>Closure</w:t>
+      </w:r>
+      <w:proofErr w:type="spellEnd"/>
+      <w:r>
+        <w:t xml:space="preserve">) e funzioni freccia (Arrow </w:t>
+      </w:r>
+      <w:proofErr w:type="spellStart"/>
+      <w:r>
+        <w:lastRenderedPageBreak/>
+        <w:t>Functions</w:t>
+      </w:r>
+      <w:proofErr w:type="spellEnd"/>
+      <w:r>
+        <w:t xml:space="preserve">). </w:t>
+      </w:r>
+      <w:r>
+        <w:t>Inoltre,</w:t>
+      </w:r>
+      <w:r>
+        <w:t xml:space="preserve"> sono stati implementati c</w:t>
+      </w:r>
+      <w:r>
+        <w:t xml:space="preserve">ostrutti nativi di ordine superiore come </w:t>
+      </w:r>
+      <w:proofErr w:type="spellStart"/>
+      <w:r>
+        <w:t>array_</w:t>
+      </w:r>
+      <w:proofErr w:type="gramStart"/>
+      <w:r>
+        <w:t>map</w:t>
+      </w:r>
+      <w:proofErr w:type="spellEnd"/>
+      <w:r>
+        <w:t>(</w:t>
+      </w:r>
+      <w:proofErr w:type="gramEnd"/>
+      <w:r>
+        <w:t xml:space="preserve">) e </w:t>
+      </w:r>
+      <w:proofErr w:type="spellStart"/>
+      <w:r>
+        <w:t>array_</w:t>
+      </w:r>
+      <w:proofErr w:type="gramStart"/>
+      <w:r>
+        <w:t>filter</w:t>
+      </w:r>
+      <w:proofErr w:type="spellEnd"/>
+      <w:r>
+        <w:t>(</w:t>
+      </w:r>
+      <w:proofErr w:type="gramEnd"/>
+      <w:r>
+        <w:t>)</w:t>
+      </w:r>
+      <w:r>
+        <w:t>, che</w:t>
+      </w:r>
+      <w:r>
+        <w:t xml:space="preserve"> consentono l'elaborazione dei dati secondo logiche dichiarative e non imperative.</w:t>
       </w:r>
     </w:p>
     <w:p/>
-    <w:p/>
-    <w:p>
-      <w:pPr>
-        <w:pStyle w:val="Heading3"/>
-      </w:pPr>
-      <w:r>
-        <w:t>Efficienza nella Gestione Risorse</w:t>
-      </w:r>
-    </w:p>
-    <w:p/>
+    <w:p>
+      <w:r>
+        <w:rPr>
+          <w:rFonts w:asciiTheme="majorHAnsi" w:eastAsiaTheme="majorEastAsia" w:hAnsiTheme="majorHAnsi" w:cstheme="majorBidi"/>
+          <w:color w:val="2F5496" w:themeColor="accent1" w:themeShade="BF"/>
+          <w:sz w:val="32"/>
+          <w:szCs w:val="32"/>
+        </w:rPr>
+        <w:t>Gestione delle Dipendenze tramite Composer</w:t>
+      </w:r>
+    </w:p>
+    <w:p>
+      <w:r>
+        <w:t xml:space="preserve">Composer è uno strumento di gestione delle dipendenze in PHP. A differenza dei tradizionali gestori di pacchetti, come Yum o Apt, </w:t>
+      </w:r>
+      <w:proofErr w:type="spellStart"/>
+      <w:r>
+        <w:t>composer</w:t>
+      </w:r>
+      <w:proofErr w:type="spellEnd"/>
+      <w:r>
+        <w:t xml:space="preserve"> gestisce i pacchetti/librerie su base per progetto e le installa in una </w:t>
+      </w:r>
+      <w:r>
+        <w:rPr>
+          <w:i/>
+          <w:iCs/>
+        </w:rPr>
+        <w:t xml:space="preserve">directory </w:t>
+      </w:r>
+      <w:r>
+        <w:t>locale (</w:t>
+      </w:r>
+      <w:r>
+        <w:t xml:space="preserve">solitamente denominata </w:t>
+      </w:r>
+      <w:proofErr w:type="spellStart"/>
+      <w:r>
+        <w:t>vendor</w:t>
+      </w:r>
+      <w:proofErr w:type="spellEnd"/>
+      <w:r>
+        <w:t xml:space="preserve">). </w:t>
+      </w:r>
+      <w:r>
+        <w:t xml:space="preserve">Tale architettura, concettualmente ispirata a strumenti quali </w:t>
+      </w:r>
+      <w:proofErr w:type="spellStart"/>
+      <w:r>
+        <w:t>npm</w:t>
+      </w:r>
+      <w:proofErr w:type="spellEnd"/>
+      <w:r>
+        <w:t xml:space="preserve"> o </w:t>
+      </w:r>
+      <w:proofErr w:type="spellStart"/>
+      <w:r>
+        <w:t>bundler</w:t>
+      </w:r>
+      <w:proofErr w:type="spellEnd"/>
+      <w:r>
+        <w:t xml:space="preserve">, permette </w:t>
+      </w:r>
+      <w:r>
+        <w:t>di dichiarare, gestire e installare le librerie software esterne (pacchetti) richieste da un progetto, risolvendo automaticamente le relazioni di interdipendenza tra di esse.</w:t>
+      </w:r>
+    </w:p>
+    <w:p>
+      <w:r>
+        <w:t xml:space="preserve"> Composer </w:t>
+      </w:r>
+      <w:r>
+        <w:t>è format</w:t>
+      </w:r>
+      <w:r>
+        <w:t>o</w:t>
+      </w:r>
+      <w:r>
+        <w:t xml:space="preserve"> da </w:t>
+      </w:r>
+      <w:r>
+        <w:t>tre elementi fondamentali:</w:t>
+      </w:r>
+    </w:p>
+    <w:p>
+      <w:pPr>
+        <w:pStyle w:val="Paragrafoelenco"/>
+        <w:numPr>
+          <w:ilvl w:val="0"/>
+          <w:numId w:val="1"/>
+        </w:numPr>
+      </w:pPr>
+      <w:proofErr w:type="spellStart"/>
+      <w:proofErr w:type="gramStart"/>
+      <w:r>
+        <w:t>composer.json</w:t>
+      </w:r>
+      <w:proofErr w:type="spellEnd"/>
+      <w:proofErr w:type="gramEnd"/>
+      <w:r>
+        <w:t xml:space="preserve">: File di configurazione in formato </w:t>
+      </w:r>
+      <w:proofErr w:type="spellStart"/>
+      <w:r>
+        <w:t>json</w:t>
+      </w:r>
+      <w:proofErr w:type="spellEnd"/>
+      <w:r>
+        <w:t xml:space="preserve"> al nucleo del progetto. Contiene i metadati dell’applicazione e l’elenco delle dipendenze dirette per lo sviluppo</w:t>
+      </w:r>
+      <w:r>
+        <w:t xml:space="preserve"> (</w:t>
+      </w:r>
+      <w:proofErr w:type="spellStart"/>
+      <w:r>
+        <w:t>require-dev</w:t>
+      </w:r>
+      <w:proofErr w:type="spellEnd"/>
+      <w:r>
+        <w:t xml:space="preserve">) e </w:t>
+      </w:r>
+      <w:r>
+        <w:t>per la produzione</w:t>
+      </w:r>
+      <w:r>
+        <w:t xml:space="preserve"> (</w:t>
+      </w:r>
+      <w:proofErr w:type="spellStart"/>
+      <w:r>
+        <w:t>require</w:t>
+      </w:r>
+      <w:proofErr w:type="spellEnd"/>
+      <w:r>
+        <w:t>)</w:t>
+      </w:r>
+    </w:p>
+    <w:p>
+      <w:pPr>
+        <w:pStyle w:val="Paragrafoelenco"/>
+        <w:numPr>
+          <w:ilvl w:val="0"/>
+          <w:numId w:val="1"/>
+        </w:numPr>
+        <w:jc w:val="both"/>
+      </w:pPr>
+      <w:proofErr w:type="spellStart"/>
+      <w:proofErr w:type="gramStart"/>
+      <w:r>
+        <w:t>composer.lock</w:t>
+      </w:r>
+      <w:proofErr w:type="spellEnd"/>
+      <w:proofErr w:type="gramEnd"/>
+      <w:r>
+        <w:t xml:space="preserve">:  File generato automaticamente dopo la prima installazione o l’aggiornamento dei pacchetti. Registra </w:t>
+      </w:r>
+      <w:r>
+        <w:t>le versioni esatte di ciascun pacchetto</w:t>
+      </w:r>
+      <w:r>
+        <w:t xml:space="preserve">, così da poter garantire </w:t>
+      </w:r>
+      <w:r>
+        <w:t>build riproducibili e deterministich</w:t>
+      </w:r>
+      <w:r>
+        <w:t>e.</w:t>
+      </w:r>
+    </w:p>
+    <w:p>
+      <w:pPr>
+        <w:pStyle w:val="Paragrafoelenco"/>
+        <w:numPr>
+          <w:ilvl w:val="0"/>
+          <w:numId w:val="1"/>
+        </w:numPr>
+      </w:pPr>
+      <w:proofErr w:type="spellStart"/>
+      <w:r>
+        <w:t>Packagist</w:t>
+      </w:r>
+      <w:proofErr w:type="spellEnd"/>
+      <w:r>
+        <w:t>:</w:t>
+      </w:r>
+      <w:r>
+        <w:t xml:space="preserve"> Il</w:t>
+      </w:r>
+      <w:r>
+        <w:t xml:space="preserve"> repository pubblic</w:t>
+      </w:r>
+      <w:r>
+        <w:t>o</w:t>
+      </w:r>
+      <w:r>
+        <w:t xml:space="preserve"> principale e </w:t>
+      </w:r>
+      <w:r>
+        <w:t>predefinit</w:t>
+      </w:r>
+      <w:r>
+        <w:t>o</w:t>
+      </w:r>
+      <w:r>
+        <w:t xml:space="preserve"> di </w:t>
+      </w:r>
+      <w:r>
+        <w:t>C</w:t>
+      </w:r>
+      <w:r>
+        <w:t xml:space="preserve">omposer. Aggrega </w:t>
+      </w:r>
+      <w:r>
+        <w:t xml:space="preserve">i pacchetti open source PHP disponibili globalmente e viene interrogato da </w:t>
+      </w:r>
+      <w:r>
+        <w:t>C</w:t>
+      </w:r>
+      <w:r>
+        <w:t>omposer</w:t>
+      </w:r>
+      <w:r>
+        <w:t xml:space="preserve"> per localizzare</w:t>
+      </w:r>
+      <w:r>
+        <w:t xml:space="preserve"> i pacchetti</w:t>
+      </w:r>
+      <w:r>
+        <w:t xml:space="preserve"> da scaricare</w:t>
+      </w:r>
+    </w:p>
+    <w:p>
+      <w:r>
+        <w:t xml:space="preserve">L’algoritmo di risoluzione individua le dipendenze corrette </w:t>
+      </w:r>
+      <w:r>
+        <w:t xml:space="preserve">interrogando </w:t>
+      </w:r>
+      <w:proofErr w:type="spellStart"/>
+      <w:r>
+        <w:t>Packagist</w:t>
+      </w:r>
+      <w:proofErr w:type="spellEnd"/>
+      <w:r>
+        <w:t xml:space="preserve"> per raccogliere i metadati dei pacchetti richiesti. Successivamente, analizza i tag e i rami dei sistemi di controllo di versione (VCS) per valutare i vincoli di versione e calcolare la combinazione di librerie compatibile con le richieste del software.</w:t>
+      </w:r>
+      <w:r>
+        <w:t xml:space="preserve"> </w:t>
+      </w:r>
+      <w:r>
+        <w:t>Infine,</w:t>
+      </w:r>
+      <w:r>
+        <w:t xml:space="preserve"> il processo termina</w:t>
+      </w:r>
+      <w:r>
+        <w:t xml:space="preserve"> definendo le versioni esatte di ciascun pacchetto che verranno poi cristallizzate all'interno del file </w:t>
+      </w:r>
+      <w:proofErr w:type="spellStart"/>
+      <w:proofErr w:type="gramStart"/>
+      <w:r>
+        <w:t>composer.lock</w:t>
+      </w:r>
+      <w:proofErr w:type="spellEnd"/>
+      <w:proofErr w:type="gramEnd"/>
+      <w:r>
+        <w:t>.</w:t>
+      </w:r>
+    </w:p>
+    <w:p>
+      <w:r>
+        <w:t xml:space="preserve">Composer dispone inoltre </w:t>
+      </w:r>
+      <w:r>
+        <w:t xml:space="preserve">di un </w:t>
+      </w:r>
+      <w:proofErr w:type="spellStart"/>
+      <w:r>
+        <w:t>autoloader</w:t>
+      </w:r>
+      <w:proofErr w:type="spellEnd"/>
+      <w:r>
+        <w:t>, che è un meccanismo che automatizza il caricamento dei file PHP all’interno del progetto</w:t>
+      </w:r>
+      <w:r>
+        <w:t xml:space="preserve">, eliminando la necessità di inserire manualmente istruzioni come </w:t>
+      </w:r>
+      <w:proofErr w:type="spellStart"/>
+      <w:r>
+        <w:t>require</w:t>
+      </w:r>
+      <w:proofErr w:type="spellEnd"/>
+      <w:r>
+        <w:t xml:space="preserve"> o include in ogni script.</w:t>
+      </w:r>
+      <w:r>
+        <w:t xml:space="preserve"> </w:t>
+      </w:r>
+      <w:r>
+        <w:t xml:space="preserve">Adottando standard rigorosi di interoperabilità come PSR-4, il sistema di </w:t>
+      </w:r>
+      <w:proofErr w:type="spellStart"/>
+      <w:r>
+        <w:t>autoloading</w:t>
+      </w:r>
+      <w:proofErr w:type="spellEnd"/>
+      <w:r>
+        <w:t xml:space="preserve"> mappa in modo trasparente i </w:t>
+      </w:r>
+      <w:proofErr w:type="spellStart"/>
+      <w:r>
+        <w:rPr>
+          <w:i/>
+          <w:iCs/>
+        </w:rPr>
+        <w:t>namespace</w:t>
+      </w:r>
+      <w:proofErr w:type="spellEnd"/>
+      <w:r>
+        <w:t xml:space="preserve"> (spazi dei nomi) logici delle classi sui percorsi fisici del filesystem</w:t>
+      </w:r>
+      <w:r>
+        <w:t>.</w:t>
+      </w:r>
+    </w:p>
+    <w:p>
+      <w:r>
+        <w:t>L’inclusione dell’</w:t>
+      </w:r>
+      <w:proofErr w:type="spellStart"/>
+      <w:r>
+        <w:t>Autoloader</w:t>
+      </w:r>
+      <w:proofErr w:type="spellEnd"/>
+      <w:r>
+        <w:t xml:space="preserve"> all’interno del progetto</w:t>
+      </w:r>
+      <w:r>
+        <w:t xml:space="preserve"> </w:t>
+      </w:r>
+      <w:r>
+        <w:t xml:space="preserve">consente </w:t>
+      </w:r>
+      <w:r>
+        <w:t xml:space="preserve">il caricamento e l'utilizzo dinamico delle classi a </w:t>
+      </w:r>
+      <w:proofErr w:type="spellStart"/>
+      <w:r>
+        <w:t>runtime</w:t>
+      </w:r>
+      <w:proofErr w:type="spellEnd"/>
+      <w:r>
+        <w:t>, nel momento esatto in cui vengono istanziate.</w:t>
+      </w:r>
+      <w:r>
+        <w:t xml:space="preserve"> </w:t>
+      </w:r>
+      <w:r>
+        <w:t xml:space="preserve">Questo processo si chiama </w:t>
+      </w:r>
+      <w:proofErr w:type="spellStart"/>
+      <w:r>
+        <w:rPr>
+          <w:i/>
+          <w:iCs/>
+        </w:rPr>
+        <w:t>Lazy</w:t>
+      </w:r>
+      <w:proofErr w:type="spellEnd"/>
+      <w:r>
+        <w:rPr>
+          <w:i/>
+          <w:iCs/>
+        </w:rPr>
+        <w:t xml:space="preserve"> loading</w:t>
+      </w:r>
+      <w:r>
+        <w:rPr>
+          <w:i/>
+          <w:iCs/>
+        </w:rPr>
+        <w:t xml:space="preserve">, </w:t>
+      </w:r>
+      <w:r>
+        <w:t>quindi quando il programma cerca di istanziare o utilizzare una classe non caricata in memoria, l’</w:t>
+      </w:r>
+      <w:proofErr w:type="spellStart"/>
+      <w:r>
+        <w:t>A</w:t>
+      </w:r>
+      <w:r>
+        <w:t>utoloader</w:t>
+      </w:r>
+      <w:proofErr w:type="spellEnd"/>
+      <w:r>
+        <w:t xml:space="preserve"> intercetta la richiesta, controlla </w:t>
+      </w:r>
+      <w:r>
+        <w:t>la mappa precedentemente generata e include dinamicamente il file richiesto.</w:t>
+      </w:r>
+    </w:p>
     <w:p/>
     <w:p/>
     <w:sectPr>
@@ -645,6 +1377,243 @@
     </w:sectPr>
   </w:body>
 </w:document>
+</file>
+
+<file path=word/numbering.xml><?xml version="1.0" encoding="utf-8"?>
+<w:numbering xmlns:wpc="http://schemas.microsoft.com/office/word/2010/wordprocessingCanvas" xmlns:cx="http://schemas.microsoft.com/office/drawing/2014/chartex" xmlns:cx1="http://schemas.microsoft.com/office/drawing/2015/9/8/chartex" xmlns:cx2="http://schemas.microsoft.com/office/drawing/2015/10/21/chartex" xmlns:cx3="http://schemas.microsoft.com/office/drawing/2016/5/9/chartex" xmlns:cx4="http://schemas.microsoft.com/office/drawing/2016/5/10/chartex" xmlns:cx5="http://schemas.microsoft.com/office/drawing/2016/5/11/chartex" xmlns:cx6="http://schemas.microsoft.com/office/drawing/2016/5/12/chartex" xmlns:cx7="http://schemas.microsoft.com/office/drawing/2016/5/13/chartex" xmlns:cx8="http://schemas.microsoft.com/office/drawing/2016/5/14/chartex" xmlns:mc="http://schemas.openxmlformats.org/markup-compatibility/2006" xmlns:aink="http://schemas.microsoft.com/office/drawing/2016/ink" xmlns:am3d="http://schemas.microsoft.com/office/drawing/2017/model3d" xmlns:o="urn:schemas-microsoft-com:office:office" xmlns:oel="http://schemas.microsoft.com/office/2019/extlst" xmlns:r="http://schemas.openxmlformats.org/officeDocument/2006/relationships" xmlns:m="http://schemas.openxmlformats.org/officeDocument/2006/math" xmlns:v="urn:schemas-microsoft-com:vml" xmlns:wp14="http://schemas.microsoft.com/office/word/2010/wordprocessingDrawing" xmlns:wp="http://schemas.openxmlformats.org/drawingml/2006/wordprocessingDrawing" xmlns:w10="urn:schemas-microsoft-com:office:word" xmlns:w="http://schemas.openxmlformats.org/wordprocessingml/2006/main" xmlns:w14="http://schemas.microsoft.com/office/word/2010/wordml" xmlns:w15="http://schemas.microsoft.com/office/word/2012/wordml" xmlns:w16cex="http://schemas.microsoft.com/office/word/2018/wordml/cex" xmlns:w16cid="http://schemas.microsoft.com/office/word/2016/wordml/cid" xmlns:w16="http://schemas.microsoft.com/office/word/2018/wordml" xmlns:w16du="http://schemas.microsoft.com/office/word/2023/wordml/word16du" xmlns:w16sdtdh="http://schemas.microsoft.com/office/word/2020/wordml/sdtdatahash" xmlns:w16sdtfl="http://schemas.microsoft.com/office/word/2024/wordml/sdtformatlock" xmlns:w16se="http://schemas.microsoft.com/office/word/2015/wordml/symex" xmlns:wpg="http://schemas.microsoft.com/office/word/2010/wordprocessingGroup" xmlns:wpi="http://schemas.microsoft.com/office/word/2010/wordprocessingInk" xmlns:wne="http://schemas.microsoft.com/office/word/2006/wordml" xmlns:wps="http://schemas.microsoft.com/office/word/2010/wordprocessingShape" mc:Ignorable="w14 w15 w16se w16cid w16 w16cex w16sdtdh w16sdtfl w16du wp14">
+  <w:abstractNum w:abstractNumId="0" w15:restartNumberingAfterBreak="0">
+    <w:nsid w:val="01CD56E5"/>
+    <w:multiLevelType w:val="hybridMultilevel"/>
+    <w:tmpl w:val="94841C98"/>
+    <w:lvl w:ilvl="0" w:tplc="04100001">
+      <w:start w:val="1"/>
+      <w:numFmt w:val="bullet"/>
+      <w:lvlText w:val=""/>
+      <w:lvlJc w:val="left"/>
+      <w:pPr>
+        <w:ind w:left="720" w:hanging="360"/>
+      </w:pPr>
+      <w:rPr>
+        <w:rFonts w:ascii="Symbol" w:hAnsi="Symbol" w:hint="default"/>
+      </w:rPr>
+    </w:lvl>
+    <w:lvl w:ilvl="1" w:tplc="04100003" w:tentative="1">
+      <w:start w:val="1"/>
+      <w:numFmt w:val="bullet"/>
+      <w:lvlText w:val="o"/>
+      <w:lvlJc w:val="left"/>
+      <w:pPr>
+        <w:ind w:left="1440" w:hanging="360"/>
+      </w:pPr>
+      <w:rPr>
+        <w:rFonts w:ascii="Courier New" w:hAnsi="Courier New" w:cs="Courier New" w:hint="default"/>
+      </w:rPr>
+    </w:lvl>
+    <w:lvl w:ilvl="2" w:tplc="04100005" w:tentative="1">
+      <w:start w:val="1"/>
+      <w:numFmt w:val="bullet"/>
+      <w:lvlText w:val=""/>
+      <w:lvlJc w:val="left"/>
+      <w:pPr>
+        <w:ind w:left="2160" w:hanging="360"/>
+      </w:pPr>
+      <w:rPr>
+        <w:rFonts w:ascii="Wingdings" w:hAnsi="Wingdings" w:hint="default"/>
+      </w:rPr>
+    </w:lvl>
+    <w:lvl w:ilvl="3" w:tplc="04100001" w:tentative="1">
+      <w:start w:val="1"/>
+      <w:numFmt w:val="bullet"/>
+      <w:lvlText w:val=""/>
+      <w:lvlJc w:val="left"/>
+      <w:pPr>
+        <w:ind w:left="2880" w:hanging="360"/>
+      </w:pPr>
+      <w:rPr>
+        <w:rFonts w:ascii="Symbol" w:hAnsi="Symbol" w:hint="default"/>
+      </w:rPr>
+    </w:lvl>
+    <w:lvl w:ilvl="4" w:tplc="04100003" w:tentative="1">
+      <w:start w:val="1"/>
+      <w:numFmt w:val="bullet"/>
+      <w:lvlText w:val="o"/>
+      <w:lvlJc w:val="left"/>
+      <w:pPr>
+        <w:ind w:left="3600" w:hanging="360"/>
+      </w:pPr>
+      <w:rPr>
+        <w:rFonts w:ascii="Courier New" w:hAnsi="Courier New" w:cs="Courier New" w:hint="default"/>
+      </w:rPr>
+    </w:lvl>
+    <w:lvl w:ilvl="5" w:tplc="04100005" w:tentative="1">
+      <w:start w:val="1"/>
+      <w:numFmt w:val="bullet"/>
+      <w:lvlText w:val=""/>
+      <w:lvlJc w:val="left"/>
+      <w:pPr>
+        <w:ind w:left="4320" w:hanging="360"/>
+      </w:pPr>
+      <w:rPr>
+        <w:rFonts w:ascii="Wingdings" w:hAnsi="Wingdings" w:hint="default"/>
+      </w:rPr>
+    </w:lvl>
+    <w:lvl w:ilvl="6" w:tplc="04100001" w:tentative="1">
+      <w:start w:val="1"/>
+      <w:numFmt w:val="bullet"/>
+      <w:lvlText w:val=""/>
+      <w:lvlJc w:val="left"/>
+      <w:pPr>
+        <w:ind w:left="5040" w:hanging="360"/>
+      </w:pPr>
+      <w:rPr>
+        <w:rFonts w:ascii="Symbol" w:hAnsi="Symbol" w:hint="default"/>
+      </w:rPr>
+    </w:lvl>
+    <w:lvl w:ilvl="7" w:tplc="04100003" w:tentative="1">
+      <w:start w:val="1"/>
+      <w:numFmt w:val="bullet"/>
+      <w:lvlText w:val="o"/>
+      <w:lvlJc w:val="left"/>
+      <w:pPr>
+        <w:ind w:left="5760" w:hanging="360"/>
+      </w:pPr>
+      <w:rPr>
+        <w:rFonts w:ascii="Courier New" w:hAnsi="Courier New" w:cs="Courier New" w:hint="default"/>
+      </w:rPr>
+    </w:lvl>
+    <w:lvl w:ilvl="8" w:tplc="04100005" w:tentative="1">
+      <w:start w:val="1"/>
+      <w:numFmt w:val="bullet"/>
+      <w:lvlText w:val=""/>
+      <w:lvlJc w:val="left"/>
+      <w:pPr>
+        <w:ind w:left="6480" w:hanging="360"/>
+      </w:pPr>
+      <w:rPr>
+        <w:rFonts w:ascii="Wingdings" w:hAnsi="Wingdings" w:hint="default"/>
+      </w:rPr>
+    </w:lvl>
+  </w:abstractNum>
+  <w:abstractNum w:abstractNumId="1" w15:restartNumberingAfterBreak="0">
+    <w:nsid w:val="43AA0146"/>
+    <w:multiLevelType w:val="hybridMultilevel"/>
+    <w:tmpl w:val="1A84927C"/>
+    <w:lvl w:ilvl="0" w:tplc="04100001">
+      <w:start w:val="1"/>
+      <w:numFmt w:val="bullet"/>
+      <w:lvlText w:val=""/>
+      <w:lvlJc w:val="left"/>
+      <w:pPr>
+        <w:ind w:left="720" w:hanging="360"/>
+      </w:pPr>
+      <w:rPr>
+        <w:rFonts w:ascii="Symbol" w:hAnsi="Symbol" w:hint="default"/>
+      </w:rPr>
+    </w:lvl>
+    <w:lvl w:ilvl="1" w:tplc="04100003" w:tentative="1">
+      <w:start w:val="1"/>
+      <w:numFmt w:val="bullet"/>
+      <w:lvlText w:val="o"/>
+      <w:lvlJc w:val="left"/>
+      <w:pPr>
+        <w:ind w:left="1440" w:hanging="360"/>
+      </w:pPr>
+      <w:rPr>
+        <w:rFonts w:ascii="Courier New" w:hAnsi="Courier New" w:cs="Courier New" w:hint="default"/>
+      </w:rPr>
+    </w:lvl>
+    <w:lvl w:ilvl="2" w:tplc="04100005" w:tentative="1">
+      <w:start w:val="1"/>
+      <w:numFmt w:val="bullet"/>
+      <w:lvlText w:val=""/>
+      <w:lvlJc w:val="left"/>
+      <w:pPr>
+        <w:ind w:left="2160" w:hanging="360"/>
+      </w:pPr>
+      <w:rPr>
+        <w:rFonts w:ascii="Wingdings" w:hAnsi="Wingdings" w:hint="default"/>
+      </w:rPr>
+    </w:lvl>
+    <w:lvl w:ilvl="3" w:tplc="04100001" w:tentative="1">
+      <w:start w:val="1"/>
+      <w:numFmt w:val="bullet"/>
+      <w:lvlText w:val=""/>
+      <w:lvlJc w:val="left"/>
+      <w:pPr>
+        <w:ind w:left="2880" w:hanging="360"/>
+      </w:pPr>
+      <w:rPr>
+        <w:rFonts w:ascii="Symbol" w:hAnsi="Symbol" w:hint="default"/>
+      </w:rPr>
+    </w:lvl>
+    <w:lvl w:ilvl="4" w:tplc="04100003" w:tentative="1">
+      <w:start w:val="1"/>
+      <w:numFmt w:val="bullet"/>
+      <w:lvlText w:val="o"/>
+      <w:lvlJc w:val="left"/>
+      <w:pPr>
+        <w:ind w:left="3600" w:hanging="360"/>
+      </w:pPr>
+      <w:rPr>
+        <w:rFonts w:ascii="Courier New" w:hAnsi="Courier New" w:cs="Courier New" w:hint="default"/>
+      </w:rPr>
+    </w:lvl>
+    <w:lvl w:ilvl="5" w:tplc="04100005" w:tentative="1">
+      <w:start w:val="1"/>
+      <w:numFmt w:val="bullet"/>
+      <w:lvlText w:val=""/>
+      <w:lvlJc w:val="left"/>
+      <w:pPr>
+        <w:ind w:left="4320" w:hanging="360"/>
+      </w:pPr>
+      <w:rPr>
+        <w:rFonts w:ascii="Wingdings" w:hAnsi="Wingdings" w:hint="default"/>
+      </w:rPr>
+    </w:lvl>
+    <w:lvl w:ilvl="6" w:tplc="04100001" w:tentative="1">
+      <w:start w:val="1"/>
+      <w:numFmt w:val="bullet"/>
+      <w:lvlText w:val=""/>
+      <w:lvlJc w:val="left"/>
+      <w:pPr>
+        <w:ind w:left="5040" w:hanging="360"/>
+      </w:pPr>
+      <w:rPr>
+        <w:rFonts w:ascii="Symbol" w:hAnsi="Symbol" w:hint="default"/>
+      </w:rPr>
+    </w:lvl>
+    <w:lvl w:ilvl="7" w:tplc="04100003" w:tentative="1">
+      <w:start w:val="1"/>
+      <w:numFmt w:val="bullet"/>
+      <w:lvlText w:val="o"/>
+      <w:lvlJc w:val="left"/>
+      <w:pPr>
+        <w:ind w:left="5760" w:hanging="360"/>
+      </w:pPr>
+      <w:rPr>
+        <w:rFonts w:ascii="Courier New" w:hAnsi="Courier New" w:cs="Courier New" w:hint="default"/>
+      </w:rPr>
+    </w:lvl>
+    <w:lvl w:ilvl="8" w:tplc="04100005" w:tentative="1">
+      <w:start w:val="1"/>
+      <w:numFmt w:val="bullet"/>
+      <w:lvlText w:val=""/>
+      <w:lvlJc w:val="left"/>
+      <w:pPr>
+        <w:ind w:left="6480" w:hanging="360"/>
+      </w:pPr>
+      <w:rPr>
+        <w:rFonts w:ascii="Wingdings" w:hAnsi="Wingdings" w:hint="default"/>
+      </w:rPr>
+    </w:lvl>
+  </w:abstractNum>
+  <w:num w:numId="1" w16cid:durableId="1450664908">
+    <w:abstractNumId w:val="1"/>
+  </w:num>
+  <w:num w:numId="2" w16cid:durableId="212082976">
+    <w:abstractNumId w:val="0"/>
+  </w:num>
+</w:numbering>
 </file>
 
 <file path=word/styles.xml><?xml version="1.0" encoding="utf-8"?>
@@ -1044,16 +2013,16 @@
     <w:lsdException w:name="Unresolved Mention" w:semiHidden="1" w:unhideWhenUsed="1"/>
     <w:lsdException w:name="Smart Link" w:semiHidden="1" w:unhideWhenUsed="1"/>
   </w:latentStyles>
-  <w:style w:type="paragraph" w:default="1" w:styleId="Normal">
+  <w:style w:type="paragraph" w:default="1" w:styleId="Normale">
     <w:name w:val="Normal"/>
     <w:qFormat/>
     <w:rsid w:val="00D537C5"/>
   </w:style>
-  <w:style w:type="paragraph" w:styleId="Heading1">
+  <w:style w:type="paragraph" w:styleId="Titolo1">
     <w:name w:val="heading 1"/>
-    <w:basedOn w:val="Normal"/>
-    <w:next w:val="Normal"/>
-    <w:link w:val="Heading1Char"/>
+    <w:basedOn w:val="Normale"/>
+    <w:next w:val="Normale"/>
+    <w:link w:val="Titolo1Carattere"/>
     <w:uiPriority w:val="9"/>
     <w:qFormat/>
     <w:rsid w:val="008C77EB"/>
@@ -1070,11 +2039,11 @@
       <w:szCs w:val="40"/>
     </w:rPr>
   </w:style>
-  <w:style w:type="paragraph" w:styleId="Heading2">
+  <w:style w:type="paragraph" w:styleId="Titolo2">
     <w:name w:val="heading 2"/>
-    <w:basedOn w:val="Normal"/>
-    <w:next w:val="Normal"/>
-    <w:link w:val="Heading2Char"/>
+    <w:basedOn w:val="Normale"/>
+    <w:next w:val="Normale"/>
+    <w:link w:val="Titolo2Carattere"/>
     <w:uiPriority w:val="9"/>
     <w:unhideWhenUsed/>
     <w:qFormat/>
@@ -1092,11 +2061,11 @@
       <w:szCs w:val="32"/>
     </w:rPr>
   </w:style>
-  <w:style w:type="paragraph" w:styleId="Heading3">
+  <w:style w:type="paragraph" w:styleId="Titolo3">
     <w:name w:val="heading 3"/>
-    <w:basedOn w:val="Normal"/>
-    <w:next w:val="Normal"/>
-    <w:link w:val="Heading3Char"/>
+    <w:basedOn w:val="Normale"/>
+    <w:next w:val="Normale"/>
+    <w:link w:val="Titolo3Carattere"/>
     <w:uiPriority w:val="9"/>
     <w:unhideWhenUsed/>
     <w:qFormat/>
@@ -1114,11 +2083,11 @@
       <w:szCs w:val="28"/>
     </w:rPr>
   </w:style>
-  <w:style w:type="paragraph" w:styleId="Heading4">
+  <w:style w:type="paragraph" w:styleId="Titolo4">
     <w:name w:val="heading 4"/>
-    <w:basedOn w:val="Normal"/>
-    <w:next w:val="Normal"/>
-    <w:link w:val="Heading4Char"/>
+    <w:basedOn w:val="Normale"/>
+    <w:next w:val="Normale"/>
+    <w:link w:val="Titolo4Carattere"/>
     <w:uiPriority w:val="9"/>
     <w:semiHidden/>
     <w:unhideWhenUsed/>
@@ -1137,11 +2106,11 @@
       <w:color w:val="2F5496" w:themeColor="accent1" w:themeShade="BF"/>
     </w:rPr>
   </w:style>
-  <w:style w:type="paragraph" w:styleId="Heading5">
+  <w:style w:type="paragraph" w:styleId="Titolo5">
     <w:name w:val="heading 5"/>
-    <w:basedOn w:val="Normal"/>
-    <w:next w:val="Normal"/>
-    <w:link w:val="Heading5Char"/>
+    <w:basedOn w:val="Normale"/>
+    <w:next w:val="Normale"/>
+    <w:link w:val="Titolo5Carattere"/>
     <w:uiPriority w:val="9"/>
     <w:semiHidden/>
     <w:unhideWhenUsed/>
@@ -1158,11 +2127,11 @@
       <w:color w:val="2F5496" w:themeColor="accent1" w:themeShade="BF"/>
     </w:rPr>
   </w:style>
-  <w:style w:type="paragraph" w:styleId="Heading6">
+  <w:style w:type="paragraph" w:styleId="Titolo6">
     <w:name w:val="heading 6"/>
-    <w:basedOn w:val="Normal"/>
-    <w:next w:val="Normal"/>
-    <w:link w:val="Heading6Char"/>
+    <w:basedOn w:val="Normale"/>
+    <w:next w:val="Normale"/>
+    <w:link w:val="Titolo6Carattere"/>
     <w:uiPriority w:val="9"/>
     <w:semiHidden/>
     <w:unhideWhenUsed/>
@@ -1181,11 +2150,11 @@
       <w:color w:val="595959" w:themeColor="text1" w:themeTint="A6"/>
     </w:rPr>
   </w:style>
-  <w:style w:type="paragraph" w:styleId="Heading7">
+  <w:style w:type="paragraph" w:styleId="Titolo7">
     <w:name w:val="heading 7"/>
-    <w:basedOn w:val="Normal"/>
-    <w:next w:val="Normal"/>
-    <w:link w:val="Heading7Char"/>
+    <w:basedOn w:val="Normale"/>
+    <w:next w:val="Normale"/>
+    <w:link w:val="Titolo7Carattere"/>
     <w:uiPriority w:val="9"/>
     <w:semiHidden/>
     <w:unhideWhenUsed/>
@@ -1202,11 +2171,11 @@
       <w:color w:val="595959" w:themeColor="text1" w:themeTint="A6"/>
     </w:rPr>
   </w:style>
-  <w:style w:type="paragraph" w:styleId="Heading8">
+  <w:style w:type="paragraph" w:styleId="Titolo8">
     <w:name w:val="heading 8"/>
-    <w:basedOn w:val="Normal"/>
-    <w:next w:val="Normal"/>
-    <w:link w:val="Heading8Char"/>
+    <w:basedOn w:val="Normale"/>
+    <w:next w:val="Normale"/>
+    <w:link w:val="Titolo8Carattere"/>
     <w:uiPriority w:val="9"/>
     <w:semiHidden/>
     <w:unhideWhenUsed/>
@@ -1225,11 +2194,11 @@
       <w:color w:val="272727" w:themeColor="text1" w:themeTint="D8"/>
     </w:rPr>
   </w:style>
-  <w:style w:type="paragraph" w:styleId="Heading9">
+  <w:style w:type="paragraph" w:styleId="Titolo9">
     <w:name w:val="heading 9"/>
-    <w:basedOn w:val="Normal"/>
-    <w:next w:val="Normal"/>
-    <w:link w:val="Heading9Char"/>
+    <w:basedOn w:val="Normale"/>
+    <w:next w:val="Normale"/>
+    <w:link w:val="Titolo9Carattere"/>
     <w:uiPriority w:val="9"/>
     <w:semiHidden/>
     <w:unhideWhenUsed/>
@@ -1246,13 +2215,12 @@
       <w:color w:val="272727" w:themeColor="text1" w:themeTint="D8"/>
     </w:rPr>
   </w:style>
-  <w:style w:type="character" w:default="1" w:styleId="DefaultParagraphFont">
+  <w:style w:type="character" w:default="1" w:styleId="Carpredefinitoparagrafo">
     <w:name w:val="Default Paragraph Font"/>
     <w:uiPriority w:val="1"/>
-    <w:semiHidden/>
     <w:unhideWhenUsed/>
   </w:style>
-  <w:style w:type="table" w:default="1" w:styleId="TableNormal">
+  <w:style w:type="table" w:default="1" w:styleId="Tabellanormale">
     <w:name w:val="Normal Table"/>
     <w:uiPriority w:val="99"/>
     <w:semiHidden/>
@@ -1267,16 +2235,16 @@
       </w:tblCellMar>
     </w:tblPr>
   </w:style>
-  <w:style w:type="numbering" w:default="1" w:styleId="NoList">
+  <w:style w:type="numbering" w:default="1" w:styleId="Nessunelenco">
     <w:name w:val="No List"/>
     <w:uiPriority w:val="99"/>
     <w:semiHidden/>
     <w:unhideWhenUsed/>
   </w:style>
-  <w:style w:type="character" w:customStyle="1" w:styleId="Heading1Char">
-    <w:name w:val="Heading 1 Char"/>
-    <w:basedOn w:val="DefaultParagraphFont"/>
-    <w:link w:val="Heading1"/>
+  <w:style w:type="character" w:customStyle="1" w:styleId="Titolo1Carattere">
+    <w:name w:val="Titolo 1 Carattere"/>
+    <w:basedOn w:val="Carpredefinitoparagrafo"/>
+    <w:link w:val="Titolo1"/>
     <w:uiPriority w:val="9"/>
     <w:rsid w:val="008C77EB"/>
     <w:rPr>
@@ -1286,10 +2254,10 @@
       <w:szCs w:val="40"/>
     </w:rPr>
   </w:style>
-  <w:style w:type="character" w:customStyle="1" w:styleId="Heading2Char">
-    <w:name w:val="Heading 2 Char"/>
-    <w:basedOn w:val="DefaultParagraphFont"/>
-    <w:link w:val="Heading2"/>
+  <w:style w:type="character" w:customStyle="1" w:styleId="Titolo2Carattere">
+    <w:name w:val="Titolo 2 Carattere"/>
+    <w:basedOn w:val="Carpredefinitoparagrafo"/>
+    <w:link w:val="Titolo2"/>
     <w:uiPriority w:val="9"/>
     <w:rsid w:val="008C77EB"/>
     <w:rPr>
@@ -1299,10 +2267,10 @@
       <w:szCs w:val="32"/>
     </w:rPr>
   </w:style>
-  <w:style w:type="character" w:customStyle="1" w:styleId="Heading3Char">
-    <w:name w:val="Heading 3 Char"/>
-    <w:basedOn w:val="DefaultParagraphFont"/>
-    <w:link w:val="Heading3"/>
+  <w:style w:type="character" w:customStyle="1" w:styleId="Titolo3Carattere">
+    <w:name w:val="Titolo 3 Carattere"/>
+    <w:basedOn w:val="Carpredefinitoparagrafo"/>
+    <w:link w:val="Titolo3"/>
     <w:uiPriority w:val="9"/>
     <w:rsid w:val="008C77EB"/>
     <w:rPr>
@@ -1312,10 +2280,10 @@
       <w:szCs w:val="28"/>
     </w:rPr>
   </w:style>
-  <w:style w:type="character" w:customStyle="1" w:styleId="Heading4Char">
-    <w:name w:val="Heading 4 Char"/>
-    <w:basedOn w:val="DefaultParagraphFont"/>
-    <w:link w:val="Heading4"/>
+  <w:style w:type="character" w:customStyle="1" w:styleId="Titolo4Carattere">
+    <w:name w:val="Titolo 4 Carattere"/>
+    <w:basedOn w:val="Carpredefinitoparagrafo"/>
+    <w:link w:val="Titolo4"/>
     <w:uiPriority w:val="9"/>
     <w:semiHidden/>
     <w:rsid w:val="008C77EB"/>
@@ -1326,10 +2294,10 @@
       <w:color w:val="2F5496" w:themeColor="accent1" w:themeShade="BF"/>
     </w:rPr>
   </w:style>
-  <w:style w:type="character" w:customStyle="1" w:styleId="Heading5Char">
-    <w:name w:val="Heading 5 Char"/>
-    <w:basedOn w:val="DefaultParagraphFont"/>
-    <w:link w:val="Heading5"/>
+  <w:style w:type="character" w:customStyle="1" w:styleId="Titolo5Carattere">
+    <w:name w:val="Titolo 5 Carattere"/>
+    <w:basedOn w:val="Carpredefinitoparagrafo"/>
+    <w:link w:val="Titolo5"/>
     <w:uiPriority w:val="9"/>
     <w:semiHidden/>
     <w:rsid w:val="008C77EB"/>
@@ -1338,10 +2306,10 @@
       <w:color w:val="2F5496" w:themeColor="accent1" w:themeShade="BF"/>
     </w:rPr>
   </w:style>
-  <w:style w:type="character" w:customStyle="1" w:styleId="Heading6Char">
-    <w:name w:val="Heading 6 Char"/>
-    <w:basedOn w:val="DefaultParagraphFont"/>
-    <w:link w:val="Heading6"/>
+  <w:style w:type="character" w:customStyle="1" w:styleId="Titolo6Carattere">
+    <w:name w:val="Titolo 6 Carattere"/>
+    <w:basedOn w:val="Carpredefinitoparagrafo"/>
+    <w:link w:val="Titolo6"/>
     <w:uiPriority w:val="9"/>
     <w:semiHidden/>
     <w:rsid w:val="008C77EB"/>
@@ -1352,10 +2320,10 @@
       <w:color w:val="595959" w:themeColor="text1" w:themeTint="A6"/>
     </w:rPr>
   </w:style>
-  <w:style w:type="character" w:customStyle="1" w:styleId="Heading7Char">
-    <w:name w:val="Heading 7 Char"/>
-    <w:basedOn w:val="DefaultParagraphFont"/>
-    <w:link w:val="Heading7"/>
+  <w:style w:type="character" w:customStyle="1" w:styleId="Titolo7Carattere">
+    <w:name w:val="Titolo 7 Carattere"/>
+    <w:basedOn w:val="Carpredefinitoparagrafo"/>
+    <w:link w:val="Titolo7"/>
     <w:uiPriority w:val="9"/>
     <w:semiHidden/>
     <w:rsid w:val="008C77EB"/>
@@ -1364,10 +2332,10 @@
       <w:color w:val="595959" w:themeColor="text1" w:themeTint="A6"/>
     </w:rPr>
   </w:style>
-  <w:style w:type="character" w:customStyle="1" w:styleId="Heading8Char">
-    <w:name w:val="Heading 8 Char"/>
-    <w:basedOn w:val="DefaultParagraphFont"/>
-    <w:link w:val="Heading8"/>
+  <w:style w:type="character" w:customStyle="1" w:styleId="Titolo8Carattere">
+    <w:name w:val="Titolo 8 Carattere"/>
+    <w:basedOn w:val="Carpredefinitoparagrafo"/>
+    <w:link w:val="Titolo8"/>
     <w:uiPriority w:val="9"/>
     <w:semiHidden/>
     <w:rsid w:val="008C77EB"/>
@@ -1378,10 +2346,10 @@
       <w:color w:val="272727" w:themeColor="text1" w:themeTint="D8"/>
     </w:rPr>
   </w:style>
-  <w:style w:type="character" w:customStyle="1" w:styleId="Heading9Char">
-    <w:name w:val="Heading 9 Char"/>
-    <w:basedOn w:val="DefaultParagraphFont"/>
-    <w:link w:val="Heading9"/>
+  <w:style w:type="character" w:customStyle="1" w:styleId="Titolo9Carattere">
+    <w:name w:val="Titolo 9 Carattere"/>
+    <w:basedOn w:val="Carpredefinitoparagrafo"/>
+    <w:link w:val="Titolo9"/>
     <w:uiPriority w:val="9"/>
     <w:semiHidden/>
     <w:rsid w:val="008C77EB"/>
@@ -1390,11 +2358,11 @@
       <w:color w:val="272727" w:themeColor="text1" w:themeTint="D8"/>
     </w:rPr>
   </w:style>
-  <w:style w:type="paragraph" w:styleId="Title">
+  <w:style w:type="paragraph" w:styleId="Titolo">
     <w:name w:val="Title"/>
-    <w:basedOn w:val="Normal"/>
-    <w:next w:val="Normal"/>
-    <w:link w:val="TitleChar"/>
+    <w:basedOn w:val="Normale"/>
+    <w:next w:val="Normale"/>
+    <w:link w:val="TitoloCarattere"/>
     <w:uiPriority w:val="10"/>
     <w:qFormat/>
     <w:rsid w:val="008C77EB"/>
@@ -1410,10 +2378,10 @@
       <w:szCs w:val="56"/>
     </w:rPr>
   </w:style>
-  <w:style w:type="character" w:customStyle="1" w:styleId="TitleChar">
-    <w:name w:val="Title Char"/>
-    <w:basedOn w:val="DefaultParagraphFont"/>
-    <w:link w:val="Title"/>
+  <w:style w:type="character" w:customStyle="1" w:styleId="TitoloCarattere">
+    <w:name w:val="Titolo Carattere"/>
+    <w:basedOn w:val="Carpredefinitoparagrafo"/>
+    <w:link w:val="Titolo"/>
     <w:uiPriority w:val="10"/>
     <w:rsid w:val="008C77EB"/>
     <w:rPr>
@@ -1424,11 +2392,11 @@
       <w:szCs w:val="56"/>
     </w:rPr>
   </w:style>
-  <w:style w:type="paragraph" w:styleId="Subtitle">
+  <w:style w:type="paragraph" w:styleId="Sottotitolo">
     <w:name w:val="Subtitle"/>
-    <w:basedOn w:val="Normal"/>
-    <w:next w:val="Normal"/>
-    <w:link w:val="SubtitleChar"/>
+    <w:basedOn w:val="Normale"/>
+    <w:next w:val="Normale"/>
+    <w:link w:val="SottotitoloCarattere"/>
     <w:uiPriority w:val="11"/>
     <w:qFormat/>
     <w:rsid w:val="008C77EB"/>
@@ -1445,10 +2413,10 @@
       <w:szCs w:val="28"/>
     </w:rPr>
   </w:style>
-  <w:style w:type="character" w:customStyle="1" w:styleId="SubtitleChar">
-    <w:name w:val="Subtitle Char"/>
-    <w:basedOn w:val="DefaultParagraphFont"/>
-    <w:link w:val="Subtitle"/>
+  <w:style w:type="character" w:customStyle="1" w:styleId="SottotitoloCarattere">
+    <w:name w:val="Sottotitolo Carattere"/>
+    <w:basedOn w:val="Carpredefinitoparagrafo"/>
+    <w:link w:val="Sottotitolo"/>
     <w:uiPriority w:val="11"/>
     <w:rsid w:val="008C77EB"/>
     <w:rPr>
@@ -1459,11 +2427,11 @@
       <w:szCs w:val="28"/>
     </w:rPr>
   </w:style>
-  <w:style w:type="paragraph" w:styleId="Quote">
+  <w:style w:type="paragraph" w:styleId="Citazione">
     <w:name w:val="Quote"/>
-    <w:basedOn w:val="Normal"/>
-    <w:next w:val="Normal"/>
-    <w:link w:val="QuoteChar"/>
+    <w:basedOn w:val="Normale"/>
+    <w:next w:val="Normale"/>
+    <w:link w:val="CitazioneCarattere"/>
     <w:uiPriority w:val="29"/>
     <w:qFormat/>
     <w:rsid w:val="008C77EB"/>
@@ -1477,10 +2445,10 @@
       <w:color w:val="404040" w:themeColor="text1" w:themeTint="BF"/>
     </w:rPr>
   </w:style>
-  <w:style w:type="character" w:customStyle="1" w:styleId="QuoteChar">
-    <w:name w:val="Quote Char"/>
-    <w:basedOn w:val="DefaultParagraphFont"/>
-    <w:link w:val="Quote"/>
+  <w:style w:type="character" w:customStyle="1" w:styleId="CitazioneCarattere">
+    <w:name w:val="Citazione Carattere"/>
+    <w:basedOn w:val="Carpredefinitoparagrafo"/>
+    <w:link w:val="Citazione"/>
     <w:uiPriority w:val="29"/>
     <w:rsid w:val="008C77EB"/>
     <w:rPr>
@@ -1489,9 +2457,9 @@
       <w:color w:val="404040" w:themeColor="text1" w:themeTint="BF"/>
     </w:rPr>
   </w:style>
-  <w:style w:type="paragraph" w:styleId="ListParagraph">
+  <w:style w:type="paragraph" w:styleId="Paragrafoelenco">
     <w:name w:val="List Paragraph"/>
-    <w:basedOn w:val="Normal"/>
+    <w:basedOn w:val="Normale"/>
     <w:uiPriority w:val="34"/>
     <w:qFormat/>
     <w:rsid w:val="008C77EB"/>
@@ -1500,9 +2468,9 @@
       <w:contextualSpacing/>
     </w:pPr>
   </w:style>
-  <w:style w:type="character" w:styleId="IntenseEmphasis">
+  <w:style w:type="character" w:styleId="Enfasiintensa">
     <w:name w:val="Intense Emphasis"/>
-    <w:basedOn w:val="DefaultParagraphFont"/>
+    <w:basedOn w:val="Carpredefinitoparagrafo"/>
     <w:uiPriority w:val="21"/>
     <w:qFormat/>
     <w:rsid w:val="008C77EB"/>
@@ -1512,11 +2480,11 @@
       <w:color w:val="2F5496" w:themeColor="accent1" w:themeShade="BF"/>
     </w:rPr>
   </w:style>
-  <w:style w:type="paragraph" w:styleId="IntenseQuote">
+  <w:style w:type="paragraph" w:styleId="Citazioneintensa">
     <w:name w:val="Intense Quote"/>
-    <w:basedOn w:val="Normal"/>
-    <w:next w:val="Normal"/>
-    <w:link w:val="IntenseQuoteChar"/>
+    <w:basedOn w:val="Normale"/>
+    <w:next w:val="Normale"/>
+    <w:link w:val="CitazioneintensaCarattere"/>
     <w:uiPriority w:val="30"/>
     <w:qFormat/>
     <w:rsid w:val="008C77EB"/>
@@ -1535,10 +2503,10 @@
       <w:color w:val="2F5496" w:themeColor="accent1" w:themeShade="BF"/>
     </w:rPr>
   </w:style>
-  <w:style w:type="character" w:customStyle="1" w:styleId="IntenseQuoteChar">
-    <w:name w:val="Intense Quote Char"/>
-    <w:basedOn w:val="DefaultParagraphFont"/>
-    <w:link w:val="IntenseQuote"/>
+  <w:style w:type="character" w:customStyle="1" w:styleId="CitazioneintensaCarattere">
+    <w:name w:val="Citazione intensa Carattere"/>
+    <w:basedOn w:val="Carpredefinitoparagrafo"/>
+    <w:link w:val="Citazioneintensa"/>
     <w:uiPriority w:val="30"/>
     <w:rsid w:val="008C77EB"/>
     <w:rPr>
@@ -1547,9 +2515,9 @@
       <w:color w:val="2F5496" w:themeColor="accent1" w:themeShade="BF"/>
     </w:rPr>
   </w:style>
-  <w:style w:type="character" w:styleId="IntenseReference">
+  <w:style w:type="character" w:styleId="Riferimentointenso">
     <w:name w:val="Intense Reference"/>
-    <w:basedOn w:val="DefaultParagraphFont"/>
+    <w:basedOn w:val="Carpredefinitoparagrafo"/>
     <w:uiPriority w:val="32"/>
     <w:qFormat/>
     <w:rsid w:val="008C77EB"/>

--- a/Sviluppo Lato Server e Linguaggio PHP.docx
+++ b/Sviluppo Lato Server e Linguaggio PHP.docx
@@ -133,13 +133,11 @@
       <w:r>
         <w:t>.</w:t>
       </w:r>
-    </w:p>
-    <w:p>
-      <w:r>
-        <w:t>I</w:t>
-      </w:r>
-      <w:r>
-        <w:t xml:space="preserve"> client sono costituiti dai browser</w:t>
+      <w:r>
+        <w:t xml:space="preserve"> Essi</w:t>
+      </w:r>
+      <w:r>
+        <w:t xml:space="preserve"> sono costituiti dai browser</w:t>
       </w:r>
       <w:r>
         <w:t xml:space="preserve"> (</w:t>
@@ -157,11 +155,19 @@
       <w:r>
         <w:t xml:space="preserve"> in esecuzione sui dispositivi degli utenti. Le applicazioni client-side elaborano l'interfaccia utente utilizzando tecnologie come HTML, CSS e JavaScript. </w:t>
       </w:r>
-      <w:r>
-        <w:t xml:space="preserve">Il web presenta un limite strutturale, il browser dell’utente per la natura stessa del web, è un ambiente insicuro. Chiunque abbia un minimo di competenza può aprire gli strumenti di sviluppo, disponibili su ogni browser e leggere e modificare il codice.  </w:t>
-      </w:r>
-    </w:p>
-    <w:p>
+    </w:p>
+    <w:p>
+      <w:pPr>
+        <w:rPr>
+          <w:u w:val="single"/>
+        </w:rPr>
+      </w:pPr>
+      <w:r>
+        <w:t>Per la sua stessa natura, tuttavia, il browser costituisce un ambiente intrinsecamente esposto. Il codice viene infatti consegnato in chiaro all'utente, il quale, tramite i normali strumenti per sviluppatori, ha il pieno controllo per leggerlo, analizzarlo e modificarlo a proprio piacimento</w:t>
+      </w:r>
+      <w:r>
+        <w:t xml:space="preserve">.  </w:t>
+      </w:r>
       <w:r>
         <w:t xml:space="preserve">Il server, quindi, deve agire come garante dell’integrità e della logica del sistema tramite lo scripting server-side. Lo sviluppo </w:t>
       </w:r>
@@ -189,13 +195,11 @@
         <w:t>e gestire la memorizzazione dei file. Poiché il client è un ambiente esposto alle azioni dell’utente,</w:t>
       </w:r>
       <w:r>
-        <w:t xml:space="preserve"> l'unico modo per assicurare la validità dei dati è demandare al server ogni operazione di verifica. </w:t>
+        <w:t xml:space="preserve"> l'unico modo per assicurare la validità dei dati è demandare al server ogni operazione di verifica.</w:t>
       </w:r>
       <w:r>
         <w:t xml:space="preserve"> </w:t>
       </w:r>
-    </w:p>
-    <w:p>
       <w:r>
         <w:t>I</w:t>
       </w:r>
@@ -227,6 +231,7 @@
     <w:p/>
     <w:p/>
     <w:p/>
+    <w:p/>
     <w:p>
       <w:pPr>
         <w:pStyle w:val="Titolo2"/>
@@ -241,53 +246,103 @@
     </w:p>
     <w:p>
       <w:r>
-        <w:t>L’</w:t>
-      </w:r>
-      <w:proofErr w:type="spellStart"/>
-      <w:r>
-        <w:rPr>
-          <w:i/>
-          <w:iCs/>
-        </w:rPr>
+        <w:t>L'</w:t>
+      </w:r>
+      <w:proofErr w:type="spellStart"/>
+      <w:r>
         <w:t>Hypertext</w:t>
       </w:r>
       <w:proofErr w:type="spellEnd"/>
       <w:r>
-        <w:rPr>
-          <w:i/>
-          <w:iCs/>
-        </w:rPr>
         <w:t xml:space="preserve"> Transfer </w:t>
       </w:r>
       <w:proofErr w:type="spellStart"/>
       <w:r>
-        <w:rPr>
-          <w:i/>
-          <w:iCs/>
-        </w:rPr>
         <w:t>Protocol</w:t>
       </w:r>
       <w:proofErr w:type="spellEnd"/>
       <w:r>
-        <w:rPr>
-          <w:i/>
-          <w:iCs/>
-        </w:rPr>
+        <w:t xml:space="preserve"> (HTTP) è il protocollo a livello applicativo fondamentale del World Wide Web, impiegato per la trasmissione di dati su Internet. A livello architetturale, l'HTTP rappresenta l'insieme di standard e specifiche gestito dall'</w:t>
+      </w:r>
+      <w:r>
+        <w:t xml:space="preserve">Internet Engineering Task Force (IETF), </w:t>
+      </w:r>
+      <w:r>
+        <w:t>l'organizzazione internazionale responsabile della definizione e dello sviluppo dei protocolli di rete. Tali specifiche vengono implementate dai programmi software come i browser lato client e i web server, i quali, pur trovandosi in esecuzione su terminali differenti, interagiscono scambiandosi messaggi HTTP. Il protocollo definisce rigorosamente la sintassi, la semantica e la struttura di questi messaggi, nonché le modalità operative con cui le due parti comunicano.</w:t>
+      </w:r>
+    </w:p>
+    <w:p>
+      <w:r>
+        <w:t xml:space="preserve">Al fine di garantire la confidenzialità, l'autenticazione e l'integrità dei dati in transito nell'architettura web, a questo standard si affianca </w:t>
+      </w:r>
+      <w:r>
+        <w:t>l’</w:t>
+      </w:r>
+      <w:proofErr w:type="spellStart"/>
+      <w:r>
+        <w:rPr>
+          <w:i/>
+          <w:iCs/>
+        </w:rPr>
+        <w:t>Hypertext</w:t>
+      </w:r>
+      <w:proofErr w:type="spellEnd"/>
+      <w:r>
+        <w:rPr>
+          <w:i/>
+          <w:iCs/>
+        </w:rPr>
+        <w:t xml:space="preserve"> Transfer </w:t>
+      </w:r>
+      <w:proofErr w:type="spellStart"/>
+      <w:r>
+        <w:rPr>
+          <w:i/>
+          <w:iCs/>
+        </w:rPr>
+        <w:t>Protocol</w:t>
+      </w:r>
+      <w:proofErr w:type="spellEnd"/>
+      <w:r>
+        <w:rPr>
+          <w:i/>
+          <w:iCs/>
+        </w:rPr>
+        <w:t xml:space="preserve"> Secure</w:t>
+      </w:r>
+      <w:r>
         <w:t xml:space="preserve"> </w:t>
       </w:r>
       <w:r>
-        <w:t>(</w:t>
-      </w:r>
-      <w:r>
-        <w:t>HTTP</w:t>
-      </w:r>
-      <w:r>
-        <w:t>) è il protocollo fondamentale del web usato per la trasmissione di informazioni su internet.</w:t>
-      </w:r>
-    </w:p>
-    <w:p>
-      <w:r>
-        <w:t>È composto da due programmi, quello per il server e quello per il client. I due programmi su terminali diversi comunicano scambiandosi messaggi HTTP. Il protocollo HTTP definisce la struttura di questi messaggi e le modalità con cui il client e il server li scambiano.</w:t>
+        <w:t xml:space="preserve">(HTTPS). Esso rappresenta l'estensione sicura del protocollo </w:t>
+      </w:r>
+      <w:r>
+        <w:t>HTTP. N</w:t>
+      </w:r>
+      <w:r>
+        <w:t>on ne altera la semantica o la logica dei messaggi del livello applicativo, ma incapsula l'intera comunicazione all'interno di un canale crittografato tramite il protocollo TLS (</w:t>
+      </w:r>
+      <w:proofErr w:type="spellStart"/>
+      <w:r>
+        <w:rPr>
+          <w:i/>
+          <w:iCs/>
+        </w:rPr>
+        <w:t>Transport</w:t>
+      </w:r>
+      <w:proofErr w:type="spellEnd"/>
+      <w:r>
+        <w:rPr>
+          <w:i/>
+          <w:iCs/>
+        </w:rPr>
+        <w:t xml:space="preserve"> Layer Security</w:t>
+      </w:r>
+      <w:r>
+        <w:t>), prevenendo l'intercettazione in chiaro o la manomissione delle informazioni da parte di nodi intermedi.</w:t>
+      </w:r>
+      <w:r>
+        <w:t xml:space="preserve"> </w:t>
       </w:r>
     </w:p>
     <w:p>
@@ -307,16 +362,44 @@
       </w:r>
       <w:proofErr w:type="spellEnd"/>
       <w:r>
+        <w:rPr>
+          <w:i/>
+          <w:iCs/>
+        </w:rPr>
+        <w:t xml:space="preserve"> </w:t>
+      </w:r>
+      <w:r>
+        <w:t>(Richiesta-Risposta)</w:t>
+      </w:r>
+      <w:r>
         <w:t xml:space="preserve">. </w:t>
       </w:r>
       <w:r>
-        <w:t>Il processo ha inizio quando il browser dell'utente necessita di un'informazione o deve inviare dei dati</w:t>
-      </w:r>
-      <w:r>
-        <w:t xml:space="preserve">. </w:t>
-      </w:r>
-      <w:r>
-        <w:t>il client invia un messaggio di richiesta HTTP (</w:t>
+        <w:t xml:space="preserve">Il processo ha inizio quando il </w:t>
+      </w:r>
+      <w:r>
+        <w:t>client (tipicamente il browser dell'utente)</w:t>
+      </w:r>
+      <w:r>
+        <w:t xml:space="preserve"> </w:t>
+      </w:r>
+      <w:r>
+        <w:t xml:space="preserve">necessita di un'informazione o deve </w:t>
+      </w:r>
+      <w:r>
+        <w:t>trasmettere</w:t>
+      </w:r>
+      <w:r>
+        <w:t xml:space="preserve"> </w:t>
+      </w:r>
+      <w:r>
+        <w:t>dei dati</w:t>
+      </w:r>
+      <w:r>
+        <w:t xml:space="preserve">, inviando </w:t>
+      </w:r>
+      <w:r>
+        <w:t>un messaggio di richiesta HTTP (</w:t>
       </w:r>
       <w:r>
         <w:rPr>
@@ -350,18 +433,43 @@
       </w:r>
       <w:proofErr w:type="spellEnd"/>
       <w:r>
-        <w:t>) e un metodo (come GET per richiedere dati, POST per inviare, DELETE per cancellare, etc.).</w:t>
-      </w:r>
-    </w:p>
-    <w:p>
+        <w:t xml:space="preserve">) e un metodo (come GET per richiedere dati, POST per inviare, DELETE per </w:t>
+      </w:r>
+      <w:r>
+        <w:t>rimuoverli</w:t>
+      </w:r>
+      <w:r>
+        <w:t>).</w:t>
+      </w:r>
+      <w:r>
+        <w:t xml:space="preserve"> </w:t>
+      </w:r>
       <w:r>
         <w:t xml:space="preserve">Il server è </w:t>
       </w:r>
       <w:r>
-        <w:t>costantemente in ascolto su una porta specifica (solitamente la 80 per HTTP e la 443 per HTTPS)</w:t>
-      </w:r>
-      <w:r>
-        <w:t xml:space="preserve"> e una volta che il</w:t>
+        <w:t>costantemente in ascolto su una porta specifica</w:t>
+      </w:r>
+      <w:r>
+        <w:t>,</w:t>
+      </w:r>
+      <w:r>
+        <w:t xml:space="preserve"> </w:t>
+      </w:r>
+      <w:r>
+        <w:t>la porta 80 per le connessioni HTTP standard non crittografate e la porta 443 per il traffico protetto HTTPS</w:t>
+      </w:r>
+      <w:r>
+        <w:t>.</w:t>
+      </w:r>
+      <w:r>
+        <w:t xml:space="preserve"> </w:t>
+      </w:r>
+      <w:r>
+        <w:t>Una</w:t>
+      </w:r>
+      <w:r>
+        <w:t xml:space="preserve"> volta che il</w:t>
       </w:r>
       <w:r>
         <w:t xml:space="preserve"> server </w:t>
@@ -384,7 +492,13 @@
         <w:t xml:space="preserve">. Questa risposta </w:t>
       </w:r>
       <w:r>
-        <w:t>contiene un codice di stato (che indica il successo o il fallimento dell'operazione, come "200 OK" o "404 Not Found") e nel corpo del messaggio, i dati o la pagina elaborata da restituire all'utente.</w:t>
+        <w:t>contiene un codice di stato (che indica il successo o il fallimento dell'operazione, come "200 OK" o "404 Not Found") e nel corpo</w:t>
+      </w:r>
+      <w:r>
+        <w:t xml:space="preserve"> (body)</w:t>
+      </w:r>
+      <w:r>
+        <w:t xml:space="preserve"> del messaggio, i dati o la pagina elaborata da restituire all'utente.</w:t>
       </w:r>
       <w:r>
         <w:t xml:space="preserve"> </w:t>
@@ -396,56 +510,66 @@
       </w:r>
       <w:proofErr w:type="spellStart"/>
       <w:r>
+        <w:rPr>
+          <w:i/>
+          <w:iCs/>
+        </w:rPr>
         <w:t>stateless</w:t>
       </w:r>
       <w:proofErr w:type="spellEnd"/>
       <w:r>
-        <w:t xml:space="preserve"> (senza stato)</w:t>
-      </w:r>
-      <w:r>
-        <w:t>, quindi</w:t>
-      </w:r>
-      <w:r>
-        <w:t xml:space="preserve"> ogni transazione è indipendente dalle precedenti.</w:t>
-      </w:r>
-      <w:r>
-        <w:t xml:space="preserve"> </w:t>
-      </w:r>
-      <w:r>
-        <w:t xml:space="preserve">Il server elabora la singola richiesta e invia i file al client senza conservare memoria delle transazioni precedenti. Ogni ciclo di </w:t>
-      </w:r>
-      <w:proofErr w:type="spellStart"/>
-      <w:r>
+        <w:t xml:space="preserve"> (senza stato), quindi ogni transazione è indipendente dalle precedenti. Il server elabora ciascuna richiesta e invia la relativa risposta al client senza conservare memoria delle interazioni già avvenute. Ogni ciclo </w:t>
+      </w:r>
+      <w:proofErr w:type="spellStart"/>
+      <w:r>
+        <w:rPr>
+          <w:i/>
+          <w:iCs/>
+        </w:rPr>
         <w:t>Request-Response</w:t>
       </w:r>
       <w:proofErr w:type="spellEnd"/>
       <w:r>
-        <w:t xml:space="preserve"> è un evento isolato, indipendente e autoconclusivo. </w:t>
-      </w:r>
-      <w:r>
-        <w:t>Per esempio, s</w:t>
-      </w:r>
-      <w:r>
-        <w:t>e un utente richiede lo stesso documento due volte in pochi secondi, il server lo elaborerà nuovamente da zero, non avendo memoria dell'azione appena compiuta.</w:t>
-      </w:r>
-      <w:r>
-        <w:t xml:space="preserve"> </w:t>
-      </w:r>
-      <w:r>
-        <w:t>Per mantenere la persistenza delle informazioni (come le sessioni di login), si utilizzano meccanismi esterni come i cookie.</w:t>
-      </w:r>
-    </w:p>
-    <w:p>
-      <w:r>
-        <w:t>Per introdurre una memoria storica all'interno del sistema (indispensabile, ad esempio, per tracciare le sessioni utente autenticate in un sistema documentale), le applicazioni non si affidano a HTTP in sé, ma costruiscono un livello di sessione utente al di sopra di HTTP tramite l'utilizzo dei cookie. Questo consente al server di identificare le azioni del client e mantenere registri di audit sicuri per ogni singola transazione effettuata.</w:t>
-      </w:r>
-    </w:p>
-    <w:p>
-      <w:r>
-        <w:t xml:space="preserve">HTTP è anche affidabile, utilizza TCP come protocollo di trasporto sottostante. </w:t>
-      </w:r>
-      <w:r>
-        <w:t>TCP fornisce un servizio di trasferimento dati affidabile, garantendo allo sviluppatore che i messaggi di richiesta e i file di risposta arrivino intatti e senza errori a destinazione</w:t>
+        <w:t xml:space="preserve"> costituisce quindi un evento autonomo e isolato. Ad esempio, se un utente richiede lo stesso documento due volte a distanza di pochi secondi, il server elaborerà entrambe le richieste come nuove operazioni, senza alcuna conoscenza dell'azione precedente.</w:t>
+      </w:r>
+    </w:p>
+    <w:p>
+      <w:r>
+        <w:t xml:space="preserve">Per introdurre un meccanismo di persistenza delle informazioni (necessario, ad esempio, per mantenere una sessione di login attiva), vengono utilizzati strumenti aggiuntivi rispetto al protocollo HTTP. Tra questi vi sono i </w:t>
+      </w:r>
+      <w:r>
+        <w:rPr>
+          <w:i/>
+          <w:iCs/>
+        </w:rPr>
+        <w:t>cookie</w:t>
+      </w:r>
+      <w:r>
+        <w:t>, piccoli file di dati che il server invia al browser e che vengono memorizzati sul dispositivo dell'utente. A ogni richiesta successiva, il browser può restituire tali informazioni al server, consentendo di riconoscere l'utente e mantenere uno stato applicativo. In questo modo è possibile gestire sessioni utente, tracciare le attività effettuate e mantenere registri di audit sicuri per ogni transazione eseguita.</w:t>
+      </w:r>
+    </w:p>
+    <w:p>
+      <w:pPr>
+        <w:rPr>
+          <w:u w:val="single"/>
+        </w:rPr>
+      </w:pPr>
+      <w:r>
+        <w:t xml:space="preserve">L'affidabilità della trasmissione HTTP è delegata a livello di trasporto al protocollo TCP (Transmission Control </w:t>
+      </w:r>
+      <w:proofErr w:type="spellStart"/>
+      <w:r>
+        <w:t>Protocol</w:t>
+      </w:r>
+      <w:proofErr w:type="spellEnd"/>
+      <w:r>
+        <w:t>). Mentre l'HTTPS gestisce la sicurezza crittografica contro le manomissioni volontarie, il TCP risolve le instabilità strutturali della rete</w:t>
+      </w:r>
+      <w:r>
+        <w:t xml:space="preserve"> e </w:t>
+      </w:r>
+      <w:r>
+        <w:t>fornisce un servizio orientato alla connessione che previene perdite, duplicazioni o corruzioni accidentali dei dati, assicurandone il corretto riassemblaggio. L'integrazione di questi due livelli dota il sistema di un canale di comunicazione che risulta meccanicamente affidabile e crittograficamente sicuro.</w:t>
       </w:r>
     </w:p>
     <w:p/>
@@ -457,7 +581,6 @@
     <w:p/>
     <w:p/>
     <w:p/>
-    <w:p/>
     <w:p>
       <w:pPr>
         <w:rPr>
@@ -474,7 +597,6 @@
           <w:sz w:val="32"/>
           <w:szCs w:val="32"/>
         </w:rPr>
-        <w:lastRenderedPageBreak/>
         <w:t>Evoluzione e Paradigmi del Linguaggio PHP</w:t>
       </w:r>
     </w:p>
@@ -535,7 +657,19 @@
       </w:r>
       <w:proofErr w:type="gramEnd"/>
       <w:r>
-        <w:t xml:space="preserve">3techs_languages}, PHP è la tecnologia sottostante al 71,4\% dei sistemi web, che dispongono di un back-end. </w:t>
+        <w:t xml:space="preserve">3techs_languages}, PHP è la tecnologia </w:t>
+      </w:r>
+      <w:r>
+        <w:t>più utilizzata nel</w:t>
+      </w:r>
+      <w:r>
+        <w:t xml:space="preserve"> 71,4\% dei</w:t>
+      </w:r>
+      <w:r>
+        <w:t xml:space="preserve"> casi, nei</w:t>
+      </w:r>
+      <w:r>
+        <w:t xml:space="preserve"> sistemi web, che dispongono di un back-end. </w:t>
       </w:r>
       <w:r>
         <w:t xml:space="preserve">A titolo di confronto, il suo concorrente più </w:t>
@@ -758,10 +892,7 @@
     </w:p>
     <w:p>
       <w:r>
-        <w:t>U</w:t>
-      </w:r>
-      <w:r>
-        <w:t>n</w:t>
+        <w:t>Un</w:t>
       </w:r>
       <w:r>
         <w:t xml:space="preserve"> fattore chiave in questa maturazione è l'evoluzione verso il </w:t>
@@ -849,6 +980,7 @@
         </w:numPr>
       </w:pPr>
       <w:r>
+        <w:lastRenderedPageBreak/>
         <w:t xml:space="preserve">Paradigma Orientato agli Oggetti (OOP): Rappresenta il paradigma dominante utilizzato dai framework moderni come </w:t>
       </w:r>
       <w:proofErr w:type="spellStart"/>
@@ -911,7 +1043,6 @@
       </w:r>
       <w:proofErr w:type="spellStart"/>
       <w:r>
-        <w:lastRenderedPageBreak/>
         <w:t>Functions</w:t>
       </w:r>
       <w:proofErr w:type="spellEnd"/>
@@ -1290,8 +1421,12 @@
       <w:r>
         <w:t>.</w:t>
       </w:r>
-    </w:p>
-    <w:p>
+      <w:r>
+        <w:rPr>
+          <w:u w:val="single"/>
+        </w:rPr>
+        <w:t xml:space="preserve"> </w:t>
+      </w:r>
       <w:r>
         <w:t>L’inclusione dell’</w:t>
       </w:r>
@@ -1367,7 +1502,6 @@
         <w:t>la mappa precedentemente generata e include dinamicamente il file richiesto.</w:t>
       </w:r>
     </w:p>
-    <w:p/>
     <w:p/>
     <w:sectPr>
       <w:pgSz w:w="11906" w:h="16838"/>

--- a/Sviluppo Lato Server e Linguaggio PHP.docx
+++ b/Sviluppo Lato Server e Linguaggio PHP.docx
@@ -8,6 +8,25 @@
       </w:pPr>
       <w:r>
         <w:t>Sviluppo Lato Server e Linguaggio PHP</w:t>
+      </w:r>
+    </w:p>
+    <w:p>
+      <w:r>
+        <w:t>Questa sezione introduce i principali concetti teorici e tecnologici alla base dello sviluppo lato server e dell’ecosistema PHP. La realizzazione di applicazioni web richiede infatti una chiara separazione tra la presentazione dei contenuti, la gestione della logica applicativa, gli aspetti di sicurezza e la persistenza dei dati.</w:t>
+      </w:r>
+      <w:r>
+        <w:t xml:space="preserve"> </w:t>
+      </w:r>
+      <w:r>
+        <w:t xml:space="preserve">A questo scopo saranno approfonditi alcuni elementi fondamentali: il paradigma Client-Server, il protocollo HTTP/HTTPS, l’evoluzione del linguaggio PHP e i principali paradigmi di programmazione da esso supportati, nonché gli strumenti per la gestione delle dipendenze tramite Composer. L’obiettivo è fornire le basi concettuali necessarie per comprendere le tecnologie e le metodologie impiegate nello sviluppo </w:t>
+      </w:r>
+      <w:proofErr w:type="spellStart"/>
+      <w:r>
+        <w:t>backend</w:t>
+      </w:r>
+      <w:proofErr w:type="spellEnd"/>
+      <w:r>
+        <w:t xml:space="preserve"> contemporaneo.</w:t>
       </w:r>
     </w:p>
     <w:p>
@@ -237,339 +256,339 @@
         <w:pStyle w:val="Titolo2"/>
       </w:pPr>
       <w:r>
+        <w:t>Protocollo di Comunicazione</w:t>
+      </w:r>
+      <w:r>
+        <w:t xml:space="preserve"> HTTP</w:t>
+      </w:r>
+    </w:p>
+    <w:p>
+      <w:r>
+        <w:t>L'</w:t>
+      </w:r>
+      <w:proofErr w:type="spellStart"/>
+      <w:r>
+        <w:t>Hypertext</w:t>
+      </w:r>
+      <w:proofErr w:type="spellEnd"/>
+      <w:r>
+        <w:t xml:space="preserve"> Transfer </w:t>
+      </w:r>
+      <w:proofErr w:type="spellStart"/>
+      <w:r>
+        <w:t>Protocol</w:t>
+      </w:r>
+      <w:proofErr w:type="spellEnd"/>
+      <w:r>
+        <w:t xml:space="preserve"> (HTTP) è il protocollo a livello applicativo fondamentale del World Wide Web, impiegato per la trasmissione di dati su Internet. A livello architetturale, l'HTTP rappresenta l'insieme di standard e specifiche gestito dall'</w:t>
+      </w:r>
+      <w:r>
+        <w:t xml:space="preserve">Internet Engineering Task Force (IETF), </w:t>
+      </w:r>
+      <w:r>
+        <w:t>l'organizzazione internazionale responsabile della definizione e dello sviluppo dei protocolli di rete. Tali specifiche vengono implementate dai programmi software come i browser lato client e i web server, i quali, pur trovandosi in esecuzione su terminali differenti, interagiscono scambiandosi messaggi HTTP. Il protocollo definisce rigorosamente la sintassi, la semantica e la struttura di questi messaggi, nonché le modalità operative con cui le due parti comunicano.</w:t>
+      </w:r>
+    </w:p>
+    <w:p>
+      <w:r>
+        <w:t xml:space="preserve">Al fine di garantire la confidenzialità, l'autenticazione e l'integrità dei dati in transito nell'architettura web, a questo standard si affianca </w:t>
+      </w:r>
+      <w:r>
+        <w:t>l’</w:t>
+      </w:r>
+      <w:proofErr w:type="spellStart"/>
+      <w:r>
+        <w:rPr>
+          <w:i/>
+          <w:iCs/>
+        </w:rPr>
+        <w:t>Hypertext</w:t>
+      </w:r>
+      <w:proofErr w:type="spellEnd"/>
+      <w:r>
+        <w:rPr>
+          <w:i/>
+          <w:iCs/>
+        </w:rPr>
+        <w:t xml:space="preserve"> Transfer </w:t>
+      </w:r>
+      <w:proofErr w:type="spellStart"/>
+      <w:r>
+        <w:rPr>
+          <w:i/>
+          <w:iCs/>
+        </w:rPr>
+        <w:t>Protocol</w:t>
+      </w:r>
+      <w:proofErr w:type="spellEnd"/>
+      <w:r>
+        <w:rPr>
+          <w:i/>
+          <w:iCs/>
+        </w:rPr>
+        <w:t xml:space="preserve"> Secure</w:t>
+      </w:r>
+      <w:r>
+        <w:t xml:space="preserve"> (HTTPS). Esso rappresenta l'estensione sicura del protocollo </w:t>
+      </w:r>
+      <w:r>
+        <w:t>HTTP. N</w:t>
+      </w:r>
+      <w:r>
+        <w:t>on ne altera la semantica o la logica dei messaggi del livello applicativo, ma incapsula l'intera comunicazione all'interno di un canale crittografato tramite il protocollo TLS (</w:t>
+      </w:r>
+      <w:proofErr w:type="spellStart"/>
+      <w:r>
+        <w:rPr>
+          <w:i/>
+          <w:iCs/>
+        </w:rPr>
+        <w:t>Transport</w:t>
+      </w:r>
+      <w:proofErr w:type="spellEnd"/>
+      <w:r>
+        <w:rPr>
+          <w:i/>
+          <w:iCs/>
+        </w:rPr>
+        <w:t xml:space="preserve"> Layer Security</w:t>
+      </w:r>
+      <w:r>
+        <w:t>), prevenendo l'intercettazione in chiaro o la manomissione delle informazioni da parte di nodi intermedi.</w:t>
+      </w:r>
+      <w:r>
+        <w:t xml:space="preserve"> </w:t>
+      </w:r>
+    </w:p>
+    <w:p>
+      <w:r>
+        <w:t xml:space="preserve">Il ciclo vitale di questa comunicazione </w:t>
+      </w:r>
+      <w:r>
+        <w:t xml:space="preserve">è basato su un rigido modello </w:t>
+      </w:r>
+      <w:proofErr w:type="spellStart"/>
+      <w:r>
+        <w:rPr>
+          <w:i/>
+          <w:iCs/>
+        </w:rPr>
+        <w:t>Request-Response</w:t>
+      </w:r>
+      <w:proofErr w:type="spellEnd"/>
+      <w:r>
+        <w:rPr>
+          <w:i/>
+          <w:iCs/>
+        </w:rPr>
+        <w:t xml:space="preserve"> </w:t>
+      </w:r>
+      <w:r>
+        <w:t>(Richiesta-Risposta)</w:t>
+      </w:r>
+      <w:r>
+        <w:t xml:space="preserve">. </w:t>
+      </w:r>
+      <w:r>
+        <w:t xml:space="preserve">Il processo ha inizio quando il </w:t>
+      </w:r>
+      <w:r>
+        <w:t>client (tipicamente il browser dell'utente)</w:t>
+      </w:r>
+      <w:r>
+        <w:t xml:space="preserve"> </w:t>
+      </w:r>
+      <w:r>
+        <w:t xml:space="preserve">necessita di un'informazione o deve </w:t>
+      </w:r>
+      <w:r>
+        <w:t>trasmettere</w:t>
+      </w:r>
+      <w:r>
+        <w:t xml:space="preserve"> </w:t>
+      </w:r>
+      <w:r>
+        <w:t>dei dati</w:t>
+      </w:r>
+      <w:r>
+        <w:t xml:space="preserve">, inviando </w:t>
+      </w:r>
+      <w:r>
+        <w:t>un messaggio di richiesta HTTP (</w:t>
+      </w:r>
+      <w:r>
+        <w:rPr>
+          <w:i/>
+          <w:iCs/>
+        </w:rPr>
+        <w:t xml:space="preserve">HTTP </w:t>
+      </w:r>
+      <w:proofErr w:type="spellStart"/>
+      <w:r>
+        <w:rPr>
+          <w:i/>
+          <w:iCs/>
+        </w:rPr>
+        <w:t>request</w:t>
+      </w:r>
+      <w:proofErr w:type="spellEnd"/>
+      <w:r>
+        <w:t>) al server</w:t>
+      </w:r>
+      <w:r>
+        <w:t>. Questo messaggio contiene campi di intestazione (</w:t>
+      </w:r>
+      <w:proofErr w:type="spellStart"/>
+      <w:r>
+        <w:rPr>
+          <w:i/>
+          <w:iCs/>
+        </w:rPr>
+        <w:t>header</w:t>
+      </w:r>
+      <w:proofErr w:type="spellEnd"/>
+      <w:r>
+        <w:t xml:space="preserve">) e un metodo (come GET per richiedere dati, POST per inviare, DELETE per </w:t>
+      </w:r>
+      <w:r>
+        <w:t>rimuoverli</w:t>
+      </w:r>
+      <w:r>
+        <w:t>).</w:t>
+      </w:r>
+      <w:r>
+        <w:t xml:space="preserve"> </w:t>
+      </w:r>
+      <w:r>
+        <w:t xml:space="preserve">Il server è </w:t>
+      </w:r>
+      <w:r>
+        <w:t>costantemente in ascolto su una porta specifica</w:t>
+      </w:r>
+      <w:r>
+        <w:t>,</w:t>
+      </w:r>
+      <w:r>
+        <w:t xml:space="preserve"> </w:t>
+      </w:r>
+      <w:r>
+        <w:t>la porta 80 per le connessioni HTTP standard non crittografate e la porta 443 per il traffico protetto HTTPS</w:t>
+      </w:r>
+      <w:r>
+        <w:t>.</w:t>
+      </w:r>
+      <w:r>
+        <w:t xml:space="preserve"> </w:t>
+      </w:r>
+      <w:r>
+        <w:t>Una</w:t>
+      </w:r>
+      <w:r>
+        <w:t xml:space="preserve"> volta che il</w:t>
+      </w:r>
+      <w:r>
+        <w:t xml:space="preserve"> server </w:t>
+      </w:r>
+      <w:r>
+        <w:t>ha ricevuto questa richiesta,</w:t>
+      </w:r>
+      <w:r>
+        <w:t xml:space="preserve"> poi recupera, assembla e invia le informazioni sotto forma di messaggio di risposta HTTP (HTTP </w:t>
+      </w:r>
+      <w:proofErr w:type="spellStart"/>
+      <w:r>
+        <w:t>response</w:t>
+      </w:r>
+      <w:proofErr w:type="spellEnd"/>
+      <w:r>
+        <w:t>) il più rapidamente possibile</w:t>
+      </w:r>
+      <w:r>
+        <w:t xml:space="preserve">. Questa risposta </w:t>
+      </w:r>
+      <w:r>
+        <w:t>contiene un codice di stato (che indica il successo o il fallimento dell'operazione, come "200 OK" o "404 Not Found") e nel corpo</w:t>
+      </w:r>
+      <w:r>
+        <w:t xml:space="preserve"> (body)</w:t>
+      </w:r>
+      <w:r>
+        <w:t xml:space="preserve"> del messaggio, i dati o la pagina elaborata da restituire all'utente.</w:t>
+      </w:r>
+      <w:r>
+        <w:t xml:space="preserve"> </w:t>
+      </w:r>
+    </w:p>
+    <w:p>
+      <w:r>
+        <w:t xml:space="preserve">L'HTTP è un protocollo </w:t>
+      </w:r>
+      <w:proofErr w:type="spellStart"/>
+      <w:r>
+        <w:rPr>
+          <w:i/>
+          <w:iCs/>
+        </w:rPr>
+        <w:t>stateless</w:t>
+      </w:r>
+      <w:proofErr w:type="spellEnd"/>
+      <w:r>
+        <w:t xml:space="preserve"> (senza stato), quindi ogni transazione è indipendente dalle precedenti. Il server elabora ciascuna richiesta e invia la relativa risposta al client senza conservare memoria delle interazioni già avvenute. Ogni ciclo </w:t>
+      </w:r>
+      <w:proofErr w:type="spellStart"/>
+      <w:r>
+        <w:rPr>
+          <w:i/>
+          <w:iCs/>
+        </w:rPr>
+        <w:t>Request-Response</w:t>
+      </w:r>
+      <w:proofErr w:type="spellEnd"/>
+      <w:r>
+        <w:t xml:space="preserve"> costituisce quindi un evento autonomo e isolato. Ad esempio, se un utente richiede lo stesso documento due volte a distanza di pochi secondi, il server elaborerà entrambe le richieste come nuove operazioni, senza alcuna conoscenza dell'azione precedente.</w:t>
+      </w:r>
+    </w:p>
+    <w:p>
+      <w:r>
+        <w:t xml:space="preserve">Per introdurre un meccanismo di persistenza delle informazioni (necessario, ad esempio, per mantenere una sessione di login attiva), vengono utilizzati strumenti aggiuntivi rispetto al protocollo HTTP. Tra questi vi sono i </w:t>
+      </w:r>
+      <w:r>
+        <w:rPr>
+          <w:i/>
+          <w:iCs/>
+        </w:rPr>
+        <w:t>cookie</w:t>
+      </w:r>
+      <w:r>
+        <w:t>, piccoli file di dati che il server invia al browser e che vengono memorizzati sul dispositivo dell'utente. A ogni richiesta successiva, il browser può restituire tali informazioni al server, consentendo di riconoscere l'utente e mantenere uno stato applicativo. In questo modo è possibile gestire sessioni utente, tracciare le attività effettuate e mantenere registri di audit sicuri per ogni transazione eseguita.</w:t>
+      </w:r>
+    </w:p>
+    <w:p>
+      <w:pPr>
+        <w:rPr>
+          <w:u w:val="single"/>
+        </w:rPr>
+      </w:pPr>
+      <w:r>
+        <w:t xml:space="preserve">L'affidabilità della trasmissione HTTP è delegata a livello di trasporto al protocollo TCP (Transmission Control </w:t>
+      </w:r>
+      <w:proofErr w:type="spellStart"/>
+      <w:r>
+        <w:t>Protocol</w:t>
+      </w:r>
+      <w:proofErr w:type="spellEnd"/>
+      <w:r>
+        <w:t>). Mentre l'HTTPS gestisce la sicurezza crittografica contro le manomissioni volontarie, il TCP risolve le instabilità strutturali della rete</w:t>
+      </w:r>
+      <w:r>
+        <w:t xml:space="preserve"> e </w:t>
+      </w:r>
+      <w:r>
+        <w:t xml:space="preserve">fornisce un servizio orientato alla connessione che previene perdite, duplicazioni o corruzioni accidentali dei dati, assicurandone il corretto riassemblaggio. L'integrazione di </w:t>
+      </w:r>
+      <w:r>
         <w:lastRenderedPageBreak/>
-        <w:t>Protocollo di Comunicazione</w:t>
-      </w:r>
-      <w:r>
-        <w:t xml:space="preserve"> HTTP</w:t>
-      </w:r>
-    </w:p>
-    <w:p>
-      <w:r>
-        <w:t>L'</w:t>
-      </w:r>
-      <w:proofErr w:type="spellStart"/>
-      <w:r>
-        <w:t>Hypertext</w:t>
-      </w:r>
-      <w:proofErr w:type="spellEnd"/>
-      <w:r>
-        <w:t xml:space="preserve"> Transfer </w:t>
-      </w:r>
-      <w:proofErr w:type="spellStart"/>
-      <w:r>
-        <w:t>Protocol</w:t>
-      </w:r>
-      <w:proofErr w:type="spellEnd"/>
-      <w:r>
-        <w:t xml:space="preserve"> (HTTP) è il protocollo a livello applicativo fondamentale del World Wide Web, impiegato per la trasmissione di dati su Internet. A livello architetturale, l'HTTP rappresenta l'insieme di standard e specifiche gestito dall'</w:t>
-      </w:r>
-      <w:r>
-        <w:t xml:space="preserve">Internet Engineering Task Force (IETF), </w:t>
-      </w:r>
-      <w:r>
-        <w:t>l'organizzazione internazionale responsabile della definizione e dello sviluppo dei protocolli di rete. Tali specifiche vengono implementate dai programmi software come i browser lato client e i web server, i quali, pur trovandosi in esecuzione su terminali differenti, interagiscono scambiandosi messaggi HTTP. Il protocollo definisce rigorosamente la sintassi, la semantica e la struttura di questi messaggi, nonché le modalità operative con cui le due parti comunicano.</w:t>
-      </w:r>
-    </w:p>
-    <w:p>
-      <w:r>
-        <w:t xml:space="preserve">Al fine di garantire la confidenzialità, l'autenticazione e l'integrità dei dati in transito nell'architettura web, a questo standard si affianca </w:t>
-      </w:r>
-      <w:r>
-        <w:t>l’</w:t>
-      </w:r>
-      <w:proofErr w:type="spellStart"/>
-      <w:r>
-        <w:rPr>
-          <w:i/>
-          <w:iCs/>
-        </w:rPr>
-        <w:t>Hypertext</w:t>
-      </w:r>
-      <w:proofErr w:type="spellEnd"/>
-      <w:r>
-        <w:rPr>
-          <w:i/>
-          <w:iCs/>
-        </w:rPr>
-        <w:t xml:space="preserve"> Transfer </w:t>
-      </w:r>
-      <w:proofErr w:type="spellStart"/>
-      <w:r>
-        <w:rPr>
-          <w:i/>
-          <w:iCs/>
-        </w:rPr>
-        <w:t>Protocol</w:t>
-      </w:r>
-      <w:proofErr w:type="spellEnd"/>
-      <w:r>
-        <w:rPr>
-          <w:i/>
-          <w:iCs/>
-        </w:rPr>
-        <w:t xml:space="preserve"> Secure</w:t>
-      </w:r>
-      <w:r>
-        <w:t xml:space="preserve"> </w:t>
-      </w:r>
-      <w:r>
-        <w:t xml:space="preserve">(HTTPS). Esso rappresenta l'estensione sicura del protocollo </w:t>
-      </w:r>
-      <w:r>
-        <w:t>HTTP. N</w:t>
-      </w:r>
-      <w:r>
-        <w:t>on ne altera la semantica o la logica dei messaggi del livello applicativo, ma incapsula l'intera comunicazione all'interno di un canale crittografato tramite il protocollo TLS (</w:t>
-      </w:r>
-      <w:proofErr w:type="spellStart"/>
-      <w:r>
-        <w:rPr>
-          <w:i/>
-          <w:iCs/>
-        </w:rPr>
-        <w:t>Transport</w:t>
-      </w:r>
-      <w:proofErr w:type="spellEnd"/>
-      <w:r>
-        <w:rPr>
-          <w:i/>
-          <w:iCs/>
-        </w:rPr>
-        <w:t xml:space="preserve"> Layer Security</w:t>
-      </w:r>
-      <w:r>
-        <w:t>), prevenendo l'intercettazione in chiaro o la manomissione delle informazioni da parte di nodi intermedi.</w:t>
-      </w:r>
-      <w:r>
-        <w:t xml:space="preserve"> </w:t>
-      </w:r>
-    </w:p>
-    <w:p>
-      <w:r>
-        <w:t xml:space="preserve">Il ciclo vitale di questa comunicazione </w:t>
-      </w:r>
-      <w:r>
-        <w:t xml:space="preserve">è basato su un rigido modello </w:t>
-      </w:r>
-      <w:proofErr w:type="spellStart"/>
-      <w:r>
-        <w:rPr>
-          <w:i/>
-          <w:iCs/>
-        </w:rPr>
-        <w:t>Request-Response</w:t>
-      </w:r>
-      <w:proofErr w:type="spellEnd"/>
-      <w:r>
-        <w:rPr>
-          <w:i/>
-          <w:iCs/>
-        </w:rPr>
-        <w:t xml:space="preserve"> </w:t>
-      </w:r>
-      <w:r>
-        <w:t>(Richiesta-Risposta)</w:t>
-      </w:r>
-      <w:r>
-        <w:t xml:space="preserve">. </w:t>
-      </w:r>
-      <w:r>
-        <w:t xml:space="preserve">Il processo ha inizio quando il </w:t>
-      </w:r>
-      <w:r>
-        <w:t>client (tipicamente il browser dell'utente)</w:t>
-      </w:r>
-      <w:r>
-        <w:t xml:space="preserve"> </w:t>
-      </w:r>
-      <w:r>
-        <w:t xml:space="preserve">necessita di un'informazione o deve </w:t>
-      </w:r>
-      <w:r>
-        <w:t>trasmettere</w:t>
-      </w:r>
-      <w:r>
-        <w:t xml:space="preserve"> </w:t>
-      </w:r>
-      <w:r>
-        <w:t>dei dati</w:t>
-      </w:r>
-      <w:r>
-        <w:t xml:space="preserve">, inviando </w:t>
-      </w:r>
-      <w:r>
-        <w:t>un messaggio di richiesta HTTP (</w:t>
-      </w:r>
-      <w:r>
-        <w:rPr>
-          <w:i/>
-          <w:iCs/>
-        </w:rPr>
-        <w:t xml:space="preserve">HTTP </w:t>
-      </w:r>
-      <w:proofErr w:type="spellStart"/>
-      <w:r>
-        <w:rPr>
-          <w:i/>
-          <w:iCs/>
-        </w:rPr>
-        <w:t>request</w:t>
-      </w:r>
-      <w:proofErr w:type="spellEnd"/>
-      <w:r>
-        <w:t>) al server</w:t>
-      </w:r>
-      <w:r>
-        <w:t>. Questo messaggio contiene campi di intestazione (</w:t>
-      </w:r>
-      <w:proofErr w:type="spellStart"/>
-      <w:r>
-        <w:rPr>
-          <w:i/>
-          <w:iCs/>
-        </w:rPr>
-        <w:t>header</w:t>
-      </w:r>
-      <w:proofErr w:type="spellEnd"/>
-      <w:r>
-        <w:t xml:space="preserve">) e un metodo (come GET per richiedere dati, POST per inviare, DELETE per </w:t>
-      </w:r>
-      <w:r>
-        <w:t>rimuoverli</w:t>
-      </w:r>
-      <w:r>
-        <w:t>).</w:t>
-      </w:r>
-      <w:r>
-        <w:t xml:space="preserve"> </w:t>
-      </w:r>
-      <w:r>
-        <w:t xml:space="preserve">Il server è </w:t>
-      </w:r>
-      <w:r>
-        <w:t>costantemente in ascolto su una porta specifica</w:t>
-      </w:r>
-      <w:r>
-        <w:t>,</w:t>
-      </w:r>
-      <w:r>
-        <w:t xml:space="preserve"> </w:t>
-      </w:r>
-      <w:r>
-        <w:t>la porta 80 per le connessioni HTTP standard non crittografate e la porta 443 per il traffico protetto HTTPS</w:t>
-      </w:r>
-      <w:r>
-        <w:t>.</w:t>
-      </w:r>
-      <w:r>
-        <w:t xml:space="preserve"> </w:t>
-      </w:r>
-      <w:r>
-        <w:t>Una</w:t>
-      </w:r>
-      <w:r>
-        <w:t xml:space="preserve"> volta che il</w:t>
-      </w:r>
-      <w:r>
-        <w:t xml:space="preserve"> server </w:t>
-      </w:r>
-      <w:r>
-        <w:t>ha ricevuto questa richiesta,</w:t>
-      </w:r>
-      <w:r>
-        <w:t xml:space="preserve"> poi recupera, assembla e invia le informazioni sotto forma di messaggio di risposta HTTP (HTTP </w:t>
-      </w:r>
-      <w:proofErr w:type="spellStart"/>
-      <w:r>
-        <w:t>response</w:t>
-      </w:r>
-      <w:proofErr w:type="spellEnd"/>
-      <w:r>
-        <w:t>) il più rapidamente possibile</w:t>
-      </w:r>
-      <w:r>
-        <w:t xml:space="preserve">. Questa risposta </w:t>
-      </w:r>
-      <w:r>
-        <w:t>contiene un codice di stato (che indica il successo o il fallimento dell'operazione, come "200 OK" o "404 Not Found") e nel corpo</w:t>
-      </w:r>
-      <w:r>
-        <w:t xml:space="preserve"> (body)</w:t>
-      </w:r>
-      <w:r>
-        <w:t xml:space="preserve"> del messaggio, i dati o la pagina elaborata da restituire all'utente.</w:t>
-      </w:r>
-      <w:r>
-        <w:t xml:space="preserve"> </w:t>
-      </w:r>
-    </w:p>
-    <w:p>
-      <w:r>
-        <w:t xml:space="preserve">L'HTTP è un protocollo </w:t>
-      </w:r>
-      <w:proofErr w:type="spellStart"/>
-      <w:r>
-        <w:rPr>
-          <w:i/>
-          <w:iCs/>
-        </w:rPr>
-        <w:t>stateless</w:t>
-      </w:r>
-      <w:proofErr w:type="spellEnd"/>
-      <w:r>
-        <w:t xml:space="preserve"> (senza stato), quindi ogni transazione è indipendente dalle precedenti. Il server elabora ciascuna richiesta e invia la relativa risposta al client senza conservare memoria delle interazioni già avvenute. Ogni ciclo </w:t>
-      </w:r>
-      <w:proofErr w:type="spellStart"/>
-      <w:r>
-        <w:rPr>
-          <w:i/>
-          <w:iCs/>
-        </w:rPr>
-        <w:t>Request-Response</w:t>
-      </w:r>
-      <w:proofErr w:type="spellEnd"/>
-      <w:r>
-        <w:t xml:space="preserve"> costituisce quindi un evento autonomo e isolato. Ad esempio, se un utente richiede lo stesso documento due volte a distanza di pochi secondi, il server elaborerà entrambe le richieste come nuove operazioni, senza alcuna conoscenza dell'azione precedente.</w:t>
-      </w:r>
-    </w:p>
-    <w:p>
-      <w:r>
-        <w:t xml:space="preserve">Per introdurre un meccanismo di persistenza delle informazioni (necessario, ad esempio, per mantenere una sessione di login attiva), vengono utilizzati strumenti aggiuntivi rispetto al protocollo HTTP. Tra questi vi sono i </w:t>
-      </w:r>
-      <w:r>
-        <w:rPr>
-          <w:i/>
-          <w:iCs/>
-        </w:rPr>
-        <w:t>cookie</w:t>
-      </w:r>
-      <w:r>
-        <w:t>, piccoli file di dati che il server invia al browser e che vengono memorizzati sul dispositivo dell'utente. A ogni richiesta successiva, il browser può restituire tali informazioni al server, consentendo di riconoscere l'utente e mantenere uno stato applicativo. In questo modo è possibile gestire sessioni utente, tracciare le attività effettuate e mantenere registri di audit sicuri per ogni transazione eseguita.</w:t>
-      </w:r>
-    </w:p>
-    <w:p>
-      <w:pPr>
-        <w:rPr>
-          <w:u w:val="single"/>
-        </w:rPr>
-      </w:pPr>
-      <w:r>
-        <w:t xml:space="preserve">L'affidabilità della trasmissione HTTP è delegata a livello di trasporto al protocollo TCP (Transmission Control </w:t>
-      </w:r>
-      <w:proofErr w:type="spellStart"/>
-      <w:r>
-        <w:t>Protocol</w:t>
-      </w:r>
-      <w:proofErr w:type="spellEnd"/>
-      <w:r>
-        <w:t>). Mentre l'HTTPS gestisce la sicurezza crittografica contro le manomissioni volontarie, il TCP risolve le instabilità strutturali della rete</w:t>
-      </w:r>
-      <w:r>
-        <w:t xml:space="preserve"> e </w:t>
-      </w:r>
-      <w:r>
-        <w:t>fornisce un servizio orientato alla connessione che previene perdite, duplicazioni o corruzioni accidentali dei dati, assicurandone il corretto riassemblaggio. L'integrazione di questi due livelli dota il sistema di un canale di comunicazione che risulta meccanicamente affidabile e crittograficamente sicuro.</w:t>
+        <w:t>questi due livelli dota il sistema di un canale di comunicazione che risulta meccanicamente affidabile e crittograficamente sicuro.</w:t>
       </w:r>
     </w:p>
     <w:p/>
@@ -892,6 +911,7 @@
     </w:p>
     <w:p>
       <w:r>
+        <w:lastRenderedPageBreak/>
         <w:t>Un</w:t>
       </w:r>
       <w:r>
@@ -980,7 +1000,6 @@
         </w:numPr>
       </w:pPr>
       <w:r>
-        <w:lastRenderedPageBreak/>
         <w:t xml:space="preserve">Paradigma Orientato agli Oggetti (OOP): Rappresenta il paradigma dominante utilizzato dai framework moderni come </w:t>
       </w:r>
       <w:proofErr w:type="spellStart"/>
@@ -1390,7 +1409,11 @@
       </w:r>
       <w:proofErr w:type="spellEnd"/>
       <w:r>
-        <w:t xml:space="preserve"> o include in ogni script.</w:t>
+        <w:t xml:space="preserve"> o </w:t>
+      </w:r>
+      <w:r>
+        <w:lastRenderedPageBreak/>
+        <w:t>include in ogni script.</w:t>
       </w:r>
       <w:r>
         <w:t xml:space="preserve"> </w:t>
